--- a/undone_report.docx
+++ b/undone_report.docx
@@ -27,7 +27,6 @@
         </w:rPr>
         <w:t xml:space="preserve"> S</w:t>
       </w:r>
-      <w:proofErr w:type="spellStart"/>
       <w:r>
         <w:rPr>
           <w:rFonts w:ascii="Calibri" w:hAnsi="Calibri" w:cs="Calibri"/>
@@ -35,7 +34,6 @@
         </w:rPr>
         <w:t>ystems</w:t>
       </w:r>
-      <w:proofErr w:type="spellEnd"/>
       <w:r>
         <w:rPr>
           <w:rFonts w:ascii="Calibri" w:hAnsi="Calibri" w:cs="Calibri"/>
@@ -419,21 +417,7 @@
         <w:rPr>
           <w:rFonts w:ascii="Calibri" w:hAnsi="Calibri" w:cs="Calibri"/>
         </w:rPr>
-        <w:t xml:space="preserve">) have been introduced. These models use relationships between users and items to improve recommendation performance and </w:t>
-      </w:r>
-      <w:proofErr w:type="gramStart"/>
-      <w:r>
-        <w:rPr>
-          <w:rFonts w:ascii="Calibri" w:hAnsi="Calibri" w:cs="Calibri"/>
-        </w:rPr>
-        <w:t>are able to</w:t>
-      </w:r>
-      <w:proofErr w:type="gramEnd"/>
-      <w:r>
-        <w:rPr>
-          <w:rFonts w:ascii="Calibri" w:hAnsi="Calibri" w:cs="Calibri"/>
-        </w:rPr>
-        <w:t xml:space="preserve"> capture more complex interactions. While they show strong results, they are more complex and require more computational resources.</w:t>
+        <w:t>) have been introduced. These models use relationships between users and items to improve recommendation performance and are able to capture more complex interactions. While they show strong results, they are more complex and require more computational resources.</w:t>
       </w:r>
     </w:p>
     <w:p>
@@ -1815,25 +1799,7 @@
           <w:sz w:val="20"/>
           <w:szCs w:val="20"/>
         </w:rPr>
-        <w:t xml:space="preserve">We use the K-Nearest Neighbors (KNN) algorithm to recommend products based on similarity between items. The idea is to find products that are </w:t>
-      </w:r>
-      <w:proofErr w:type="gramStart"/>
-      <w:r>
-        <w:rPr>
-          <w:rFonts w:ascii="Calibri" w:hAnsi="Calibri" w:cs="Calibri"/>
-          <w:sz w:val="20"/>
-          <w:szCs w:val="20"/>
-        </w:rPr>
-        <w:t>similar to</w:t>
-      </w:r>
-      <w:proofErr w:type="gramEnd"/>
-      <w:r>
-        <w:rPr>
-          <w:rFonts w:ascii="Calibri" w:hAnsi="Calibri" w:cs="Calibri"/>
-          <w:sz w:val="20"/>
-          <w:szCs w:val="20"/>
-        </w:rPr>
-        <w:t xml:space="preserve"> a given product using different types of features.</w:t>
+        <w:t>We use the K-Nearest Neighbors (KNN) algorithm to recommend products based on similarity between items. The idea is to find products that are similar to a given product using different types of features.</w:t>
       </w:r>
     </w:p>
     <w:p>
@@ -1887,39 +1853,6 @@
           <w:highlight w:val="yellow"/>
         </w:rPr>
         <w:t>[Blake]</w:t>
-      </w:r>
-    </w:p>
-    <w:p>
-      <w:pPr>
-        <w:pStyle w:val="Heading4"/>
-        <w:spacing w:after="0" w:line="276" w:lineRule="auto"/>
-        <w:rPr>
-          <w:rFonts w:ascii="Calibri" w:hAnsi="Calibri" w:cs="Calibri"/>
-          <w:highlight w:val="green"/>
-        </w:rPr>
-      </w:pPr>
-      <w:r>
-        <w:rPr>
-          <w:rFonts w:ascii="Calibri" w:hAnsi="Calibri" w:cs="Calibri"/>
-          <w:highlight w:val="green"/>
-        </w:rPr>
-        <w:t>KNN with Text Features</w:t>
-      </w:r>
-    </w:p>
-    <w:p>
-      <w:pPr>
-        <w:pStyle w:val="Heading4"/>
-        <w:spacing w:after="0" w:line="276" w:lineRule="auto"/>
-        <w:rPr>
-          <w:rFonts w:ascii="Calibri" w:hAnsi="Calibri" w:cs="Calibri"/>
-        </w:rPr>
-      </w:pPr>
-      <w:r>
-        <w:rPr>
-          <w:rFonts w:ascii="Calibri" w:hAnsi="Calibri" w:cs="Calibri"/>
-          <w:highlight w:val="green"/>
-        </w:rPr>
-        <w:t>[Brandon]</w:t>
       </w:r>
     </w:p>
     <w:p>
@@ -1940,6 +1873,360 @@
           <w:sz w:val="28"/>
           <w:szCs w:val="28"/>
         </w:rPr>
+        <w:t xml:space="preserve">KNN with </w:t>
+      </w:r>
+      <w:r>
+        <w:rPr>
+          <w:rFonts w:ascii="Calibri" w:hAnsi="Calibri" w:cs="Calibri"/>
+          <w:color w:val="156082" w:themeColor="accent1"/>
+          <w:sz w:val="28"/>
+          <w:szCs w:val="28"/>
+        </w:rPr>
+        <w:t>Text</w:t>
+      </w:r>
+      <w:r>
+        <w:rPr>
+          <w:rFonts w:ascii="Calibri" w:hAnsi="Calibri" w:cs="Calibri"/>
+          <w:color w:val="156082" w:themeColor="accent1"/>
+          <w:sz w:val="28"/>
+          <w:szCs w:val="28"/>
+        </w:rPr>
+        <w:t xml:space="preserve"> Features</w:t>
+      </w:r>
+    </w:p>
+    <w:p>
+      <w:pPr>
+        <w:rPr>
+          <w:rFonts w:ascii="Calibri" w:hAnsi="Calibri" w:cs="Calibri"/>
+          <w:szCs w:val="20"/>
+        </w:rPr>
+      </w:pPr>
+      <w:r>
+        <w:rPr>
+          <w:rFonts w:ascii="Calibri" w:hAnsi="Calibri" w:cs="Calibri"/>
+          <w:szCs w:val="20"/>
+        </w:rPr>
+        <w:t>This model uses only text product features like product name, brand name, and description to recommend products.</w:t>
+      </w:r>
+    </w:p>
+    <w:p>
+      <w:pPr>
+        <w:pStyle w:val="ListParagraph"/>
+        <w:numPr>
+          <w:ilvl w:val="0"/>
+          <w:numId w:val="28"/>
+        </w:numPr>
+        <w:spacing w:after="160" w:line="278" w:lineRule="auto"/>
+        <w:jc w:val="left"/>
+        <w:rPr>
+          <w:b/>
+          <w:bCs/>
+        </w:rPr>
+      </w:pPr>
+      <w:r>
+        <w:rPr>
+          <w:rFonts w:ascii="Calibri" w:hAnsi="Calibri" w:cs="Calibri"/>
+          <w:b/>
+          <w:bCs/>
+          <w:szCs w:val="20"/>
+        </w:rPr>
+        <w:t>Why do we use Text Features</w:t>
+      </w:r>
+    </w:p>
+    <w:p>
+      <w:pPr>
+        <w:pStyle w:val="ListParagraph"/>
+        <w:ind w:left="0"/>
+        <w:rPr>
+          <w:rFonts w:ascii="Calibri" w:hAnsi="Calibri" w:cs="Calibri"/>
+          <w:szCs w:val="20"/>
+        </w:rPr>
+      </w:pPr>
+      <w:r>
+        <w:rPr>
+          <w:rFonts w:ascii="Calibri" w:hAnsi="Calibri" w:cs="Calibri"/>
+          <w:szCs w:val="20"/>
+        </w:rPr>
+        <w:t>When products have similar wording in their descriptions, or have a similar brand name or product name, this model will determine those to be more similar and recommend them first.</w:t>
+      </w:r>
+    </w:p>
+    <w:p>
+      <w:pPr>
+        <w:pStyle w:val="ListParagraph"/>
+        <w:numPr>
+          <w:ilvl w:val="0"/>
+          <w:numId w:val="28"/>
+        </w:numPr>
+        <w:spacing w:after="160" w:line="278" w:lineRule="auto"/>
+        <w:jc w:val="left"/>
+        <w:rPr>
+          <w:rFonts w:ascii="Calibri" w:hAnsi="Calibri" w:cs="Calibri"/>
+          <w:b/>
+          <w:bCs/>
+          <w:szCs w:val="20"/>
+        </w:rPr>
+      </w:pPr>
+      <w:r>
+        <w:rPr>
+          <w:rFonts w:ascii="Calibri" w:hAnsi="Calibri" w:cs="Calibri"/>
+          <w:b/>
+          <w:bCs/>
+          <w:szCs w:val="20"/>
+        </w:rPr>
+        <w:t>Librar</w:t>
+      </w:r>
+      <w:r>
+        <w:rPr>
+          <w:rFonts w:ascii="Calibri" w:hAnsi="Calibri" w:cs="Calibri"/>
+          <w:b/>
+          <w:bCs/>
+          <w:szCs w:val="20"/>
+        </w:rPr>
+        <w:t>y</w:t>
+      </w:r>
+      <w:r>
+        <w:rPr>
+          <w:rFonts w:ascii="Calibri" w:hAnsi="Calibri" w:cs="Calibri"/>
+          <w:b/>
+          <w:bCs/>
+          <w:szCs w:val="20"/>
+        </w:rPr>
+        <w:t xml:space="preserve"> Used</w:t>
+      </w:r>
+    </w:p>
+    <w:p>
+      <w:pPr>
+        <w:pStyle w:val="ListParagraph"/>
+        <w:ind w:left="0"/>
+        <w:rPr>
+          <w:rFonts w:ascii="Calibri" w:hAnsi="Calibri" w:cs="Calibri"/>
+          <w:szCs w:val="20"/>
+        </w:rPr>
+      </w:pPr>
+      <w:r>
+        <w:rPr>
+          <w:rFonts w:ascii="Calibri" w:hAnsi="Calibri" w:cs="Calibri"/>
+          <w:szCs w:val="20"/>
+        </w:rPr>
+        <w:t>This model was implemented using scikit-learn and pandas libraries.</w:t>
+      </w:r>
+    </w:p>
+    <w:p>
+      <w:pPr>
+        <w:pStyle w:val="ListParagraph"/>
+        <w:numPr>
+          <w:ilvl w:val="0"/>
+          <w:numId w:val="28"/>
+        </w:numPr>
+        <w:spacing w:after="160" w:line="278" w:lineRule="auto"/>
+        <w:jc w:val="left"/>
+        <w:rPr>
+          <w:rFonts w:ascii="Calibri" w:hAnsi="Calibri" w:cs="Calibri"/>
+          <w:b/>
+          <w:bCs/>
+          <w:szCs w:val="20"/>
+        </w:rPr>
+      </w:pPr>
+      <w:r>
+        <w:rPr>
+          <w:rFonts w:ascii="Calibri" w:hAnsi="Calibri" w:cs="Calibri"/>
+          <w:b/>
+          <w:bCs/>
+          <w:szCs w:val="20"/>
+        </w:rPr>
+        <w:t>Method</w:t>
+      </w:r>
+    </w:p>
+    <w:p>
+      <w:pPr>
+        <w:pStyle w:val="ListParagraph"/>
+        <w:ind w:left="0"/>
+        <w:rPr>
+          <w:rFonts w:ascii="Calibri" w:hAnsi="Calibri" w:cs="Calibri"/>
+          <w:szCs w:val="20"/>
+        </w:rPr>
+      </w:pPr>
+      <w:r>
+        <w:rPr>
+          <w:rFonts w:ascii="Calibri" w:hAnsi="Calibri" w:cs="Calibri"/>
+          <w:szCs w:val="20"/>
+        </w:rPr>
+        <w:t xml:space="preserve">The process starts by taking the data from all relevant product features, converting and concatenating the values into one string, with empty text replacing missing values. Repeated weighting was applied to product and brand names to give them importance over the short and long descriptions. </w:t>
+      </w:r>
+    </w:p>
+    <w:p>
+      <w:pPr>
+        <w:pStyle w:val="ListParagraph"/>
+        <w:ind w:left="0"/>
+        <w:rPr>
+          <w:rFonts w:ascii="Calibri" w:hAnsi="Calibri" w:cs="Calibri"/>
+          <w:szCs w:val="20"/>
+        </w:rPr>
+      </w:pPr>
+    </w:p>
+    <w:p>
+      <w:pPr>
+        <w:pStyle w:val="ListParagraph"/>
+        <w:ind w:left="0"/>
+        <w:rPr>
+          <w:rFonts w:ascii="Calibri" w:hAnsi="Calibri" w:cs="Calibri"/>
+          <w:szCs w:val="20"/>
+        </w:rPr>
+      </w:pPr>
+      <w:r>
+        <w:rPr>
+          <w:rFonts w:ascii="Calibri" w:hAnsi="Calibri" w:cs="Calibri"/>
+          <w:szCs w:val="20"/>
+        </w:rPr>
+        <w:t>Next, a feature matrix was created using the TfidfVectorizer from scikit-learn where rows represent products and columns represent features. Unigrams and bigrams were used to represent single words and small phrases as features. Stop words were removed for words that appear too often and are not informative to reduce noise in the data. Additionally, minimum and maximum document frequency thresholds (min_df/max_df) were applied to automatically eliminate words that appeared too frequently or infrequently.</w:t>
+      </w:r>
+    </w:p>
+    <w:p>
+      <w:pPr>
+        <w:pStyle w:val="ListParagraph"/>
+        <w:ind w:left="0"/>
+        <w:rPr>
+          <w:rFonts w:ascii="Calibri" w:hAnsi="Calibri" w:cs="Calibri"/>
+          <w:szCs w:val="20"/>
+        </w:rPr>
+      </w:pPr>
+    </w:p>
+    <w:p>
+      <w:pPr>
+        <w:pStyle w:val="ListParagraph"/>
+        <w:ind w:left="0"/>
+        <w:rPr>
+          <w:rFonts w:ascii="Calibri" w:hAnsi="Calibri" w:cs="Calibri"/>
+          <w:szCs w:val="20"/>
+        </w:rPr>
+      </w:pPr>
+      <w:r>
+        <w:rPr>
+          <w:rFonts w:ascii="Calibri" w:hAnsi="Calibri" w:cs="Calibri"/>
+          <w:szCs w:val="20"/>
+        </w:rPr>
+        <w:t>Finally, a KNN model was trained using cosine similarity as the distance metric. Using cosine similarity allows the model to find the k nearest neighbors</w:t>
+      </w:r>
+      <w:r>
+        <w:rPr>
+          <w:rFonts w:ascii="Calibri" w:hAnsi="Calibri" w:cs="Calibri"/>
+          <w:szCs w:val="20"/>
+        </w:rPr>
+        <w:t xml:space="preserve"> based on similarity </w:t>
+      </w:r>
+      <w:r>
+        <w:rPr>
+          <w:rFonts w:ascii="Calibri" w:hAnsi="Calibri" w:cs="Calibri"/>
+          <w:szCs w:val="20"/>
+        </w:rPr>
+        <w:t xml:space="preserve">between feature vectors. </w:t>
+      </w:r>
+    </w:p>
+    <w:p>
+      <w:pPr>
+        <w:pStyle w:val="ListParagraph"/>
+        <w:numPr>
+          <w:ilvl w:val="0"/>
+          <w:numId w:val="29"/>
+        </w:numPr>
+        <w:spacing w:after="160" w:line="278" w:lineRule="auto"/>
+        <w:jc w:val="left"/>
+        <w:rPr>
+          <w:rFonts w:ascii="Calibri" w:hAnsi="Calibri" w:cs="Calibri"/>
+          <w:b/>
+          <w:bCs/>
+          <w:szCs w:val="20"/>
+        </w:rPr>
+      </w:pPr>
+      <w:r>
+        <w:rPr>
+          <w:rFonts w:ascii="Calibri" w:hAnsi="Calibri" w:cs="Calibri"/>
+          <w:b/>
+          <w:bCs/>
+          <w:szCs w:val="20"/>
+        </w:rPr>
+        <w:t>Parameters/Hyperparameters Used</w:t>
+      </w:r>
+    </w:p>
+    <w:p>
+      <w:pPr>
+        <w:pStyle w:val="ListParagraph"/>
+        <w:ind w:left="0"/>
+        <w:rPr>
+          <w:rFonts w:ascii="Calibri" w:hAnsi="Calibri" w:cs="Calibri"/>
+          <w:szCs w:val="20"/>
+        </w:rPr>
+      </w:pPr>
+      <w:r>
+        <w:rPr>
+          <w:rFonts w:ascii="Calibri" w:hAnsi="Calibri" w:cs="Calibri"/>
+          <w:szCs w:val="20"/>
+        </w:rPr>
+        <w:t xml:space="preserve">The number of k neighbors was set to a maximum of eleven and adjusted based on the size of the dataset to ensure effective similarity comparisons. </w:t>
+      </w:r>
+    </w:p>
+    <w:p>
+      <w:pPr>
+        <w:pStyle w:val="ListParagraph"/>
+        <w:numPr>
+          <w:ilvl w:val="0"/>
+          <w:numId w:val="29"/>
+        </w:numPr>
+        <w:spacing w:after="160" w:line="278" w:lineRule="auto"/>
+        <w:jc w:val="left"/>
+        <w:rPr>
+          <w:rFonts w:ascii="Calibri" w:hAnsi="Calibri" w:cs="Calibri"/>
+          <w:b/>
+          <w:bCs/>
+          <w:szCs w:val="20"/>
+        </w:rPr>
+      </w:pPr>
+      <w:r>
+        <w:rPr>
+          <w:rFonts w:ascii="Calibri" w:hAnsi="Calibri" w:cs="Calibri"/>
+          <w:b/>
+          <w:bCs/>
+          <w:szCs w:val="20"/>
+        </w:rPr>
+        <w:t>Key Idea</w:t>
+      </w:r>
+    </w:p>
+    <w:p>
+      <w:pPr>
+        <w:pStyle w:val="ListParagraph"/>
+        <w:ind w:left="0"/>
+        <w:rPr>
+          <w:rFonts w:ascii="Calibri" w:hAnsi="Calibri" w:cs="Calibri"/>
+          <w:szCs w:val="20"/>
+        </w:rPr>
+      </w:pPr>
+      <w:r>
+        <w:rPr>
+          <w:rFonts w:ascii="Calibri" w:hAnsi="Calibri" w:cs="Calibri"/>
+          <w:szCs w:val="20"/>
+        </w:rPr>
+        <w:t xml:space="preserve">The key idea for this model is to convert text into a numerical value so the model can analyze it and recommend other similar products based on the results. </w:t>
+      </w:r>
+    </w:p>
+    <w:p>
+      <w:pPr>
+        <w:pStyle w:val="Heading4"/>
+        <w:spacing w:after="0" w:line="276" w:lineRule="auto"/>
+        <w:rPr>
+          <w:rFonts w:ascii="Calibri" w:hAnsi="Calibri" w:cs="Calibri"/>
+          <w:color w:val="156082" w:themeColor="accent1"/>
+          <w:sz w:val="28"/>
+          <w:szCs w:val="28"/>
+        </w:rPr>
+      </w:pPr>
+      <w:r>
+        <w:rPr>
+          <w:rFonts w:ascii="Calibri" w:hAnsi="Calibri" w:cs="Calibri"/>
+          <w:color w:val="156082" w:themeColor="accent1"/>
+          <w:sz w:val="28"/>
+          <w:szCs w:val="28"/>
+        </w:rPr>
+        <w:lastRenderedPageBreak/>
         <w:t>KNN with Combined Features</w:t>
       </w:r>
     </w:p>
@@ -2369,7 +2656,6 @@
           <w:sz w:val="20"/>
           <w:szCs w:val="20"/>
         </w:rPr>
-        <w:lastRenderedPageBreak/>
         <w:t>The goal is to compute similarity between the products using descriptions, category/brand, and price. This allows the model to recommend items that are similar across multiple dimensions rather than just one.</w:t>
       </w:r>
     </w:p>
@@ -2918,7 +3204,6 @@
           <w:sz w:val="20"/>
           <w:szCs w:val="20"/>
         </w:rPr>
-        <w:lastRenderedPageBreak/>
         <w:t>Next, a user-item matrix is built, where each row represents a user, each column represents a product, and each value represents the interaction score. This matrix is usually sparse because most users only interact with a small number of products.</w:t>
       </w:r>
     </w:p>
@@ -2977,7 +3262,17 @@
           <w:sz w:val="20"/>
           <w:szCs w:val="20"/>
         </w:rPr>
-        <w:t>. The model works by repeatedly updating one matrix while keeping the other fixed. In other words, it first updates user embeddings based on item embeddings, then updates item embeddings based on user embeddings. This alternating process continues until the model becomes stable.</w:t>
+        <w:t xml:space="preserve">. The model works by repeatedly updating one matrix while </w:t>
+      </w:r>
+      <w:r>
+        <w:rPr>
+          <w:rFonts w:ascii="Calibri" w:hAnsi="Calibri" w:cs="Calibri"/>
+          <w:color w:val="000000" w:themeColor="text1"/>
+          <w:sz w:val="20"/>
+          <w:szCs w:val="20"/>
+        </w:rPr>
+        <w:lastRenderedPageBreak/>
+        <w:t>keeping the other fixed. In other words, it first updates user embeddings based on item embeddings, then updates item embeddings based on user embeddings. This alternating process continues until the model becomes stable.</w:t>
       </w:r>
     </w:p>
     <w:p>
@@ -3679,7 +3974,6 @@
         <w:rPr>
           <w:rFonts w:ascii="Calibri" w:hAnsi="Calibri" w:cs="Calibri"/>
         </w:rPr>
-        <w:lastRenderedPageBreak/>
         <w:t xml:space="preserve">   ↓</w:t>
       </w:r>
     </w:p>
@@ -3808,6 +4102,7 @@
         <w:rPr>
           <w:rFonts w:ascii="Calibri" w:hAnsi="Calibri" w:cs="Calibri"/>
         </w:rPr>
+        <w:lastRenderedPageBreak/>
         <w:t xml:space="preserve"> </w:t>
       </w:r>
       <w:r>
@@ -4264,21 +4559,7 @@
         <w:rPr>
           <w:rFonts w:ascii="Calibri" w:hAnsi="Calibri" w:cs="Calibri"/>
         </w:rPr>
-        <w:t xml:space="preserve">Next, each user and each item </w:t>
-      </w:r>
-      <w:proofErr w:type="gramStart"/>
-      <w:r>
-        <w:rPr>
-          <w:rFonts w:ascii="Calibri" w:hAnsi="Calibri" w:cs="Calibri"/>
-        </w:rPr>
-        <w:t>is</w:t>
-      </w:r>
-      <w:proofErr w:type="gramEnd"/>
-      <w:r>
-        <w:rPr>
-          <w:rFonts w:ascii="Calibri" w:hAnsi="Calibri" w:cs="Calibri"/>
-        </w:rPr>
-        <w:t xml:space="preserve"> given a random embedding at the beginning. The model then updates these embeddings by passing information through the graph over multiple layers. During training, the model uses positive and negative sampling:</w:t>
+        <w:t>Next, each user and each item is given a random embedding at the beginning. The model then updates these embeddings by passing information through the graph over multiple layers. During training, the model uses positive and negative sampling:</w:t>
       </w:r>
     </w:p>
     <w:p>
@@ -4444,7 +4725,6 @@
           <w:noProof/>
           <w:szCs w:val="20"/>
         </w:rPr>
-        <w:lastRenderedPageBreak/>
         <w:drawing>
           <wp:inline distT="0" distB="0" distL="0" distR="0" wp14:anchorId="3D9D5837" wp14:editId="6D996410">
             <wp:extent cx="3909848" cy="355600"/>
@@ -4826,6 +5106,7 @@
           <w:szCs w:val="20"/>
           <w14:ligatures w14:val="none"/>
         </w:rPr>
+        <w:lastRenderedPageBreak/>
         <w:t>∥</w:t>
       </w:r>
       <w:r>
@@ -5532,14 +5813,7 @@
         <w:rPr>
           <w:rFonts w:ascii="Calibri" w:hAnsi="Calibri" w:cs="Calibri"/>
         </w:rPr>
-        <w:t xml:space="preserve"> measures how many of the relevant items are successfully retrieved within </w:t>
-      </w:r>
-      <w:r>
-        <w:rPr>
-          <w:rFonts w:ascii="Calibri" w:hAnsi="Calibri" w:cs="Calibri"/>
-        </w:rPr>
-        <w:lastRenderedPageBreak/>
-        <w:t>the top K recommendations. These metrics help us understand both the accuracy and coverage of the recommendation models.</w:t>
+        <w:t xml:space="preserve"> measures how many of the relevant items are successfully retrieved within the top K recommendations. These metrics help us understand both the accuracy and coverage of the recommendation models.</w:t>
       </w:r>
     </w:p>
     <w:p>
@@ -5584,6 +5858,7 @@
         <w:rPr>
           <w:rFonts w:ascii="Calibri" w:hAnsi="Calibri" w:cs="Calibri"/>
         </w:rPr>
+        <w:lastRenderedPageBreak/>
         <w:t xml:space="preserve">For training and evaluation, the dataset is divided using the </w:t>
       </w:r>
       <w:proofErr w:type="spellStart"/>
@@ -5664,22 +5939,1334 @@
     </w:p>
     <w:p>
       <w:pPr>
-        <w:pStyle w:val="Heading3"/>
-        <w:rPr>
-          <w:highlight w:val="green"/>
-        </w:rPr>
-      </w:pPr>
-      <w:r>
-        <w:rPr>
-          <w:highlight w:val="green"/>
+        <w:pStyle w:val="Heading4"/>
+        <w:spacing w:after="0" w:line="276" w:lineRule="auto"/>
+        <w:rPr>
+          <w:rFonts w:ascii="Calibri" w:hAnsi="Calibri" w:cs="Calibri"/>
+          <w:color w:val="156082" w:themeColor="accent1"/>
+          <w:sz w:val="28"/>
+          <w:szCs w:val="28"/>
+        </w:rPr>
+      </w:pPr>
+      <w:r>
+        <w:rPr>
+          <w:rFonts w:ascii="Calibri" w:hAnsi="Calibri" w:cs="Calibri"/>
+          <w:color w:val="156082" w:themeColor="accent1"/>
+          <w:sz w:val="28"/>
+          <w:szCs w:val="28"/>
         </w:rPr>
         <w:t xml:space="preserve">b. </w:t>
       </w:r>
       <w:r>
         <w:rPr>
-          <w:highlight w:val="green"/>
-        </w:rPr>
-        <w:t>KNN with Text Features</w:t>
+          <w:rFonts w:ascii="Calibri" w:hAnsi="Calibri" w:cs="Calibri"/>
+          <w:color w:val="156082" w:themeColor="accent1"/>
+          <w:sz w:val="28"/>
+          <w:szCs w:val="28"/>
+        </w:rPr>
+        <w:t xml:space="preserve">KNN with </w:t>
+      </w:r>
+      <w:r>
+        <w:rPr>
+          <w:rFonts w:ascii="Calibri" w:hAnsi="Calibri" w:cs="Calibri"/>
+          <w:color w:val="156082" w:themeColor="accent1"/>
+          <w:sz w:val="28"/>
+          <w:szCs w:val="28"/>
+        </w:rPr>
+        <w:t>Text</w:t>
+      </w:r>
+      <w:r>
+        <w:rPr>
+          <w:rFonts w:ascii="Calibri" w:hAnsi="Calibri" w:cs="Calibri"/>
+          <w:color w:val="156082" w:themeColor="accent1"/>
+          <w:sz w:val="28"/>
+          <w:szCs w:val="28"/>
+        </w:rPr>
+        <w:t xml:space="preserve"> Features</w:t>
+      </w:r>
+    </w:p>
+    <w:p/>
+    <w:p>
+      <w:pPr>
+        <w:pStyle w:val="ListParagraph"/>
+        <w:numPr>
+          <w:ilvl w:val="0"/>
+          <w:numId w:val="29"/>
+        </w:numPr>
+        <w:spacing w:after="160" w:line="278" w:lineRule="auto"/>
+        <w:jc w:val="left"/>
+        <w:rPr>
+          <w:rFonts w:ascii="Calibri" w:hAnsi="Calibri" w:cs="Calibri"/>
+          <w:b/>
+          <w:bCs/>
+          <w:szCs w:val="20"/>
+        </w:rPr>
+      </w:pPr>
+      <w:r>
+        <w:rPr>
+          <w:rFonts w:ascii="Calibri" w:hAnsi="Calibri" w:cs="Calibri"/>
+          <w:b/>
+          <w:bCs/>
+          <w:szCs w:val="20"/>
+        </w:rPr>
+        <w:t>Results Overview</w:t>
+      </w:r>
+    </w:p>
+    <w:p>
+      <w:pPr>
+        <w:pStyle w:val="ListParagraph"/>
+        <w:ind w:left="0"/>
+        <w:rPr>
+          <w:rFonts w:ascii="Calibri" w:hAnsi="Calibri" w:cs="Calibri"/>
+          <w:szCs w:val="20"/>
+        </w:rPr>
+      </w:pPr>
+      <w:r>
+        <w:rPr>
+          <w:rFonts w:ascii="Calibri" w:hAnsi="Calibri" w:cs="Calibri"/>
+          <w:szCs w:val="20"/>
+        </w:rPr>
+        <w:t>The performance of the model was evaluated by analyzing the similarity scores and the relevance of recommended products. We tested the model multiple times using different products and observing the recommendations. The products with similar names, brand names, and keywords in the descriptions were consistently recommended and given higher similarity scores.</w:t>
+      </w:r>
+    </w:p>
+    <w:p>
+      <w:pPr>
+        <w:pStyle w:val="ListParagraph"/>
+        <w:ind w:left="0"/>
+        <w:rPr>
+          <w:rFonts w:ascii="Calibri" w:hAnsi="Calibri" w:cs="Calibri"/>
+          <w:szCs w:val="20"/>
+        </w:rPr>
+      </w:pPr>
+    </w:p>
+    <w:p>
+      <w:pPr>
+        <w:pStyle w:val="ListParagraph"/>
+        <w:ind w:left="0"/>
+        <w:rPr>
+          <w:rFonts w:ascii="Calibri" w:hAnsi="Calibri" w:cs="Calibri"/>
+          <w:szCs w:val="20"/>
+        </w:rPr>
+      </w:pPr>
+    </w:p>
+    <w:p>
+      <w:pPr>
+        <w:pStyle w:val="ListParagraph"/>
+        <w:ind w:left="0"/>
+        <w:rPr>
+          <w:rFonts w:ascii="Calibri" w:hAnsi="Calibri" w:cs="Calibri"/>
+          <w:szCs w:val="20"/>
+        </w:rPr>
+      </w:pPr>
+    </w:p>
+    <w:p>
+      <w:pPr>
+        <w:pStyle w:val="ListParagraph"/>
+        <w:ind w:left="0"/>
+        <w:rPr>
+          <w:rFonts w:ascii="Calibri" w:hAnsi="Calibri" w:cs="Calibri"/>
+          <w:szCs w:val="20"/>
+        </w:rPr>
+      </w:pPr>
+    </w:p>
+    <w:p>
+      <w:pPr>
+        <w:pStyle w:val="ListParagraph"/>
+        <w:ind w:left="0"/>
+        <w:rPr>
+          <w:rFonts w:ascii="Calibri" w:hAnsi="Calibri" w:cs="Calibri"/>
+          <w:b/>
+          <w:bCs/>
+          <w:sz w:val="24"/>
+        </w:rPr>
+      </w:pPr>
+      <w:r>
+        <w:rPr>
+          <w:rFonts w:ascii="Calibri" w:hAnsi="Calibri" w:cs="Calibri"/>
+          <w:b/>
+          <w:bCs/>
+          <w:sz w:val="24"/>
+        </w:rPr>
+        <w:t>Table: Example Recommendations for Input Product I</w:t>
+      </w:r>
+      <w:r>
+        <w:rPr>
+          <w:rFonts w:ascii="Calibri" w:hAnsi="Calibri" w:cs="Calibri"/>
+          <w:b/>
+          <w:bCs/>
+        </w:rPr>
+        <w:t>D</w:t>
+      </w:r>
+      <w:r>
+        <w:rPr>
+          <w:rFonts w:ascii="Calibri" w:hAnsi="Calibri" w:cs="Calibri"/>
+          <w:b/>
+          <w:bCs/>
+          <w:sz w:val="24"/>
+        </w:rPr>
+        <w:t xml:space="preserve"> 241. </w:t>
+      </w:r>
+    </w:p>
+    <w:tbl>
+      <w:tblPr>
+        <w:tblW w:w="9320" w:type="dxa"/>
+        <w:tblCellSpacing w:w="15" w:type="dxa"/>
+        <w:tblCellMar>
+          <w:top w:w="15" w:type="dxa"/>
+          <w:left w:w="15" w:type="dxa"/>
+          <w:bottom w:w="15" w:type="dxa"/>
+          <w:right w:w="15" w:type="dxa"/>
+        </w:tblCellMar>
+        <w:tblLook w:val="04A0" w:firstRow="1" w:lastRow="0" w:firstColumn="1" w:lastColumn="0" w:noHBand="0" w:noVBand="1"/>
+      </w:tblPr>
+      <w:tblGrid>
+        <w:gridCol w:w="2771"/>
+        <w:gridCol w:w="3800"/>
+        <w:gridCol w:w="77"/>
+        <w:gridCol w:w="2672"/>
+      </w:tblGrid>
+      <w:tr>
+        <w:trPr>
+          <w:trHeight w:val="399"/>
+          <w:tblHeader/>
+          <w:tblCellSpacing w:w="15" w:type="dxa"/>
+        </w:trPr>
+        <w:tc>
+          <w:tcPr>
+            <w:tcW w:w="0" w:type="auto"/>
+            <w:vAlign w:val="center"/>
+            <w:hideMark/>
+          </w:tcPr>
+          <w:p>
+            <w:pPr>
+              <w:pStyle w:val="ListParagraph"/>
+              <w:spacing w:after="160" w:line="278" w:lineRule="auto"/>
+              <w:jc w:val="left"/>
+              <w:rPr>
+                <w:rFonts w:ascii="Calibri" w:hAnsi="Calibri" w:cs="Calibri"/>
+                <w:b/>
+                <w:bCs/>
+                <w:szCs w:val="20"/>
+              </w:rPr>
+            </w:pPr>
+            <w:r>
+              <w:rPr>
+                <w:rFonts w:ascii="Calibri" w:hAnsi="Calibri" w:cs="Calibri"/>
+                <w:b/>
+                <w:bCs/>
+                <w:szCs w:val="20"/>
+              </w:rPr>
+              <w:t>Input Product ID</w:t>
+            </w:r>
+          </w:p>
+        </w:tc>
+        <w:tc>
+          <w:tcPr>
+            <w:tcW w:w="0" w:type="auto"/>
+            <w:vAlign w:val="center"/>
+            <w:hideMark/>
+          </w:tcPr>
+          <w:p>
+            <w:pPr>
+              <w:pStyle w:val="ListParagraph"/>
+              <w:spacing w:after="160" w:line="278" w:lineRule="auto"/>
+              <w:jc w:val="left"/>
+              <w:rPr>
+                <w:rFonts w:ascii="Calibri" w:hAnsi="Calibri" w:cs="Calibri"/>
+                <w:b/>
+                <w:bCs/>
+                <w:szCs w:val="20"/>
+              </w:rPr>
+            </w:pPr>
+            <w:r>
+              <w:rPr>
+                <w:rFonts w:ascii="Calibri" w:hAnsi="Calibri" w:cs="Calibri"/>
+                <w:b/>
+                <w:bCs/>
+                <w:szCs w:val="20"/>
+              </w:rPr>
+              <w:t>Recommended Product ID</w:t>
+            </w:r>
+          </w:p>
+        </w:tc>
+        <w:tc>
+          <w:tcPr>
+            <w:tcW w:w="0" w:type="auto"/>
+          </w:tcPr>
+          <w:p>
+            <w:pPr>
+              <w:pStyle w:val="ListParagraph"/>
+              <w:rPr>
+                <w:rFonts w:ascii="Calibri" w:hAnsi="Calibri" w:cs="Calibri"/>
+                <w:b/>
+                <w:bCs/>
+                <w:szCs w:val="20"/>
+              </w:rPr>
+            </w:pPr>
+          </w:p>
+        </w:tc>
+        <w:tc>
+          <w:tcPr>
+            <w:tcW w:w="0" w:type="auto"/>
+            <w:vAlign w:val="center"/>
+            <w:hideMark/>
+          </w:tcPr>
+          <w:p>
+            <w:pPr>
+              <w:pStyle w:val="ListParagraph"/>
+              <w:spacing w:after="160" w:line="278" w:lineRule="auto"/>
+              <w:jc w:val="left"/>
+              <w:rPr>
+                <w:rFonts w:ascii="Calibri" w:hAnsi="Calibri" w:cs="Calibri"/>
+                <w:b/>
+                <w:bCs/>
+                <w:szCs w:val="20"/>
+              </w:rPr>
+            </w:pPr>
+            <w:r>
+              <w:rPr>
+                <w:rFonts w:ascii="Calibri" w:hAnsi="Calibri" w:cs="Calibri"/>
+                <w:b/>
+                <w:bCs/>
+                <w:szCs w:val="20"/>
+              </w:rPr>
+              <w:t>Similarity Score</w:t>
+            </w:r>
+          </w:p>
+        </w:tc>
+      </w:tr>
+      <w:tr>
+        <w:trPr>
+          <w:trHeight w:val="399"/>
+          <w:tblCellSpacing w:w="15" w:type="dxa"/>
+        </w:trPr>
+        <w:tc>
+          <w:tcPr>
+            <w:tcW w:w="0" w:type="auto"/>
+            <w:vAlign w:val="center"/>
+            <w:hideMark/>
+          </w:tcPr>
+          <w:p>
+            <w:pPr>
+              <w:pStyle w:val="ListParagraph"/>
+              <w:spacing w:after="160" w:line="278" w:lineRule="auto"/>
+              <w:rPr>
+                <w:rFonts w:ascii="Calibri" w:hAnsi="Calibri" w:cs="Calibri"/>
+                <w:szCs w:val="20"/>
+              </w:rPr>
+            </w:pPr>
+            <w:r>
+              <w:rPr>
+                <w:rFonts w:ascii="Calibri" w:hAnsi="Calibri" w:cs="Calibri"/>
+                <w:szCs w:val="20"/>
+              </w:rPr>
+              <w:t>241</w:t>
+            </w:r>
+          </w:p>
+        </w:tc>
+        <w:tc>
+          <w:tcPr>
+            <w:tcW w:w="0" w:type="auto"/>
+            <w:vAlign w:val="center"/>
+            <w:hideMark/>
+          </w:tcPr>
+          <w:p>
+            <w:pPr>
+              <w:pStyle w:val="ListParagraph"/>
+              <w:spacing w:after="160" w:line="278" w:lineRule="auto"/>
+              <w:rPr>
+                <w:rFonts w:ascii="Calibri" w:hAnsi="Calibri" w:cs="Calibri"/>
+                <w:szCs w:val="20"/>
+              </w:rPr>
+            </w:pPr>
+            <w:r>
+              <w:rPr>
+                <w:rFonts w:ascii="Calibri" w:hAnsi="Calibri" w:cs="Calibri"/>
+                <w:szCs w:val="20"/>
+              </w:rPr>
+              <w:t>242</w:t>
+            </w:r>
+          </w:p>
+        </w:tc>
+        <w:tc>
+          <w:tcPr>
+            <w:tcW w:w="0" w:type="auto"/>
+          </w:tcPr>
+          <w:p>
+            <w:pPr>
+              <w:pStyle w:val="ListParagraph"/>
+              <w:rPr>
+                <w:rFonts w:ascii="Calibri" w:hAnsi="Calibri" w:cs="Calibri"/>
+                <w:szCs w:val="20"/>
+              </w:rPr>
+            </w:pPr>
+          </w:p>
+        </w:tc>
+        <w:tc>
+          <w:tcPr>
+            <w:tcW w:w="0" w:type="auto"/>
+            <w:vAlign w:val="center"/>
+            <w:hideMark/>
+          </w:tcPr>
+          <w:p>
+            <w:pPr>
+              <w:pStyle w:val="ListParagraph"/>
+              <w:spacing w:after="160" w:line="278" w:lineRule="auto"/>
+              <w:rPr>
+                <w:rFonts w:ascii="Calibri" w:hAnsi="Calibri" w:cs="Calibri"/>
+                <w:szCs w:val="20"/>
+              </w:rPr>
+            </w:pPr>
+            <w:r>
+              <w:rPr>
+                <w:rFonts w:ascii="Calibri" w:hAnsi="Calibri" w:cs="Calibri"/>
+                <w:szCs w:val="20"/>
+              </w:rPr>
+              <w:t>0.826</w:t>
+            </w:r>
+          </w:p>
+        </w:tc>
+      </w:tr>
+      <w:tr>
+        <w:trPr>
+          <w:trHeight w:val="399"/>
+          <w:tblCellSpacing w:w="15" w:type="dxa"/>
+        </w:trPr>
+        <w:tc>
+          <w:tcPr>
+            <w:tcW w:w="0" w:type="auto"/>
+            <w:vAlign w:val="center"/>
+            <w:hideMark/>
+          </w:tcPr>
+          <w:p>
+            <w:pPr>
+              <w:pStyle w:val="ListParagraph"/>
+              <w:spacing w:after="160" w:line="278" w:lineRule="auto"/>
+              <w:rPr>
+                <w:rFonts w:ascii="Calibri" w:hAnsi="Calibri" w:cs="Calibri"/>
+                <w:szCs w:val="20"/>
+              </w:rPr>
+            </w:pPr>
+            <w:r>
+              <w:rPr>
+                <w:rFonts w:ascii="Calibri" w:hAnsi="Calibri" w:cs="Calibri"/>
+                <w:szCs w:val="20"/>
+              </w:rPr>
+              <w:t>241</w:t>
+            </w:r>
+          </w:p>
+        </w:tc>
+        <w:tc>
+          <w:tcPr>
+            <w:tcW w:w="0" w:type="auto"/>
+            <w:vAlign w:val="center"/>
+            <w:hideMark/>
+          </w:tcPr>
+          <w:p>
+            <w:pPr>
+              <w:pStyle w:val="ListParagraph"/>
+              <w:spacing w:after="160" w:line="278" w:lineRule="auto"/>
+              <w:rPr>
+                <w:rFonts w:ascii="Calibri" w:hAnsi="Calibri" w:cs="Calibri"/>
+                <w:szCs w:val="20"/>
+              </w:rPr>
+            </w:pPr>
+            <w:r>
+              <w:rPr>
+                <w:rFonts w:ascii="Calibri" w:hAnsi="Calibri" w:cs="Calibri"/>
+                <w:szCs w:val="20"/>
+              </w:rPr>
+              <w:t>244</w:t>
+            </w:r>
+          </w:p>
+        </w:tc>
+        <w:tc>
+          <w:tcPr>
+            <w:tcW w:w="0" w:type="auto"/>
+          </w:tcPr>
+          <w:p>
+            <w:pPr>
+              <w:pStyle w:val="ListParagraph"/>
+              <w:rPr>
+                <w:rFonts w:ascii="Calibri" w:hAnsi="Calibri" w:cs="Calibri"/>
+                <w:szCs w:val="20"/>
+              </w:rPr>
+            </w:pPr>
+          </w:p>
+        </w:tc>
+        <w:tc>
+          <w:tcPr>
+            <w:tcW w:w="0" w:type="auto"/>
+            <w:vAlign w:val="center"/>
+            <w:hideMark/>
+          </w:tcPr>
+          <w:p>
+            <w:pPr>
+              <w:pStyle w:val="ListParagraph"/>
+              <w:spacing w:after="160" w:line="278" w:lineRule="auto"/>
+              <w:rPr>
+                <w:rFonts w:ascii="Calibri" w:hAnsi="Calibri" w:cs="Calibri"/>
+                <w:szCs w:val="20"/>
+              </w:rPr>
+            </w:pPr>
+            <w:r>
+              <w:rPr>
+                <w:rFonts w:ascii="Calibri" w:hAnsi="Calibri" w:cs="Calibri"/>
+                <w:szCs w:val="20"/>
+              </w:rPr>
+              <w:t>0.820</w:t>
+            </w:r>
+          </w:p>
+        </w:tc>
+      </w:tr>
+      <w:tr>
+        <w:trPr>
+          <w:trHeight w:val="399"/>
+          <w:tblCellSpacing w:w="15" w:type="dxa"/>
+        </w:trPr>
+        <w:tc>
+          <w:tcPr>
+            <w:tcW w:w="0" w:type="auto"/>
+            <w:vAlign w:val="center"/>
+            <w:hideMark/>
+          </w:tcPr>
+          <w:p>
+            <w:pPr>
+              <w:pStyle w:val="ListParagraph"/>
+              <w:spacing w:after="160" w:line="278" w:lineRule="auto"/>
+              <w:rPr>
+                <w:rFonts w:ascii="Calibri" w:hAnsi="Calibri" w:cs="Calibri"/>
+                <w:szCs w:val="20"/>
+              </w:rPr>
+            </w:pPr>
+            <w:r>
+              <w:rPr>
+                <w:rFonts w:ascii="Calibri" w:hAnsi="Calibri" w:cs="Calibri"/>
+                <w:szCs w:val="20"/>
+              </w:rPr>
+              <w:t>241</w:t>
+            </w:r>
+          </w:p>
+        </w:tc>
+        <w:tc>
+          <w:tcPr>
+            <w:tcW w:w="0" w:type="auto"/>
+            <w:vAlign w:val="center"/>
+            <w:hideMark/>
+          </w:tcPr>
+          <w:p>
+            <w:pPr>
+              <w:pStyle w:val="ListParagraph"/>
+              <w:spacing w:after="160" w:line="278" w:lineRule="auto"/>
+              <w:rPr>
+                <w:rFonts w:ascii="Calibri" w:hAnsi="Calibri" w:cs="Calibri"/>
+                <w:szCs w:val="20"/>
+              </w:rPr>
+            </w:pPr>
+            <w:r>
+              <w:rPr>
+                <w:rFonts w:ascii="Calibri" w:hAnsi="Calibri" w:cs="Calibri"/>
+                <w:szCs w:val="20"/>
+              </w:rPr>
+              <w:t>67</w:t>
+            </w:r>
+          </w:p>
+        </w:tc>
+        <w:tc>
+          <w:tcPr>
+            <w:tcW w:w="0" w:type="auto"/>
+          </w:tcPr>
+          <w:p>
+            <w:pPr>
+              <w:pStyle w:val="ListParagraph"/>
+              <w:rPr>
+                <w:rFonts w:ascii="Calibri" w:hAnsi="Calibri" w:cs="Calibri"/>
+                <w:szCs w:val="20"/>
+              </w:rPr>
+            </w:pPr>
+          </w:p>
+        </w:tc>
+        <w:tc>
+          <w:tcPr>
+            <w:tcW w:w="0" w:type="auto"/>
+            <w:vAlign w:val="center"/>
+            <w:hideMark/>
+          </w:tcPr>
+          <w:p>
+            <w:pPr>
+              <w:pStyle w:val="ListParagraph"/>
+              <w:spacing w:after="160" w:line="278" w:lineRule="auto"/>
+              <w:rPr>
+                <w:rFonts w:ascii="Calibri" w:hAnsi="Calibri" w:cs="Calibri"/>
+                <w:szCs w:val="20"/>
+              </w:rPr>
+            </w:pPr>
+            <w:r>
+              <w:rPr>
+                <w:rFonts w:ascii="Calibri" w:hAnsi="Calibri" w:cs="Calibri"/>
+                <w:szCs w:val="20"/>
+              </w:rPr>
+              <w:t>0.752</w:t>
+            </w:r>
+          </w:p>
+        </w:tc>
+      </w:tr>
+      <w:tr>
+        <w:trPr>
+          <w:trHeight w:val="399"/>
+          <w:tblCellSpacing w:w="15" w:type="dxa"/>
+        </w:trPr>
+        <w:tc>
+          <w:tcPr>
+            <w:tcW w:w="0" w:type="auto"/>
+            <w:vAlign w:val="center"/>
+            <w:hideMark/>
+          </w:tcPr>
+          <w:p>
+            <w:pPr>
+              <w:pStyle w:val="ListParagraph"/>
+              <w:spacing w:after="160" w:line="278" w:lineRule="auto"/>
+              <w:rPr>
+                <w:rFonts w:ascii="Calibri" w:hAnsi="Calibri" w:cs="Calibri"/>
+                <w:szCs w:val="20"/>
+              </w:rPr>
+            </w:pPr>
+            <w:r>
+              <w:rPr>
+                <w:rFonts w:ascii="Calibri" w:hAnsi="Calibri" w:cs="Calibri"/>
+                <w:szCs w:val="20"/>
+              </w:rPr>
+              <w:t>241</w:t>
+            </w:r>
+          </w:p>
+        </w:tc>
+        <w:tc>
+          <w:tcPr>
+            <w:tcW w:w="0" w:type="auto"/>
+            <w:vAlign w:val="center"/>
+            <w:hideMark/>
+          </w:tcPr>
+          <w:p>
+            <w:pPr>
+              <w:pStyle w:val="ListParagraph"/>
+              <w:spacing w:after="160" w:line="278" w:lineRule="auto"/>
+              <w:rPr>
+                <w:rFonts w:ascii="Calibri" w:hAnsi="Calibri" w:cs="Calibri"/>
+                <w:szCs w:val="20"/>
+              </w:rPr>
+            </w:pPr>
+            <w:r>
+              <w:rPr>
+                <w:rFonts w:ascii="Calibri" w:hAnsi="Calibri" w:cs="Calibri"/>
+                <w:szCs w:val="20"/>
+              </w:rPr>
+              <w:t>255</w:t>
+            </w:r>
+          </w:p>
+        </w:tc>
+        <w:tc>
+          <w:tcPr>
+            <w:tcW w:w="0" w:type="auto"/>
+          </w:tcPr>
+          <w:p>
+            <w:pPr>
+              <w:pStyle w:val="ListParagraph"/>
+              <w:rPr>
+                <w:rFonts w:ascii="Calibri" w:hAnsi="Calibri" w:cs="Calibri"/>
+                <w:szCs w:val="20"/>
+              </w:rPr>
+            </w:pPr>
+          </w:p>
+        </w:tc>
+        <w:tc>
+          <w:tcPr>
+            <w:tcW w:w="0" w:type="auto"/>
+            <w:vAlign w:val="center"/>
+            <w:hideMark/>
+          </w:tcPr>
+          <w:p>
+            <w:pPr>
+              <w:pStyle w:val="ListParagraph"/>
+              <w:spacing w:after="160" w:line="278" w:lineRule="auto"/>
+              <w:rPr>
+                <w:rFonts w:ascii="Calibri" w:hAnsi="Calibri" w:cs="Calibri"/>
+                <w:szCs w:val="20"/>
+              </w:rPr>
+            </w:pPr>
+            <w:r>
+              <w:rPr>
+                <w:rFonts w:ascii="Calibri" w:hAnsi="Calibri" w:cs="Calibri"/>
+                <w:szCs w:val="20"/>
+              </w:rPr>
+              <w:t>0.355</w:t>
+            </w:r>
+          </w:p>
+        </w:tc>
+      </w:tr>
+      <w:tr>
+        <w:trPr>
+          <w:trHeight w:val="399"/>
+          <w:tblCellSpacing w:w="15" w:type="dxa"/>
+        </w:trPr>
+        <w:tc>
+          <w:tcPr>
+            <w:tcW w:w="0" w:type="auto"/>
+            <w:vAlign w:val="center"/>
+            <w:hideMark/>
+          </w:tcPr>
+          <w:p>
+            <w:pPr>
+              <w:pStyle w:val="ListParagraph"/>
+              <w:spacing w:after="160" w:line="278" w:lineRule="auto"/>
+              <w:rPr>
+                <w:rFonts w:ascii="Calibri" w:hAnsi="Calibri" w:cs="Calibri"/>
+                <w:szCs w:val="20"/>
+              </w:rPr>
+            </w:pPr>
+            <w:r>
+              <w:rPr>
+                <w:rFonts w:ascii="Calibri" w:hAnsi="Calibri" w:cs="Calibri"/>
+                <w:szCs w:val="20"/>
+              </w:rPr>
+              <w:t>241</w:t>
+            </w:r>
+          </w:p>
+        </w:tc>
+        <w:tc>
+          <w:tcPr>
+            <w:tcW w:w="0" w:type="auto"/>
+            <w:vAlign w:val="center"/>
+            <w:hideMark/>
+          </w:tcPr>
+          <w:p>
+            <w:pPr>
+              <w:pStyle w:val="ListParagraph"/>
+              <w:spacing w:after="160" w:line="278" w:lineRule="auto"/>
+              <w:rPr>
+                <w:rFonts w:ascii="Calibri" w:hAnsi="Calibri" w:cs="Calibri"/>
+                <w:szCs w:val="20"/>
+              </w:rPr>
+            </w:pPr>
+            <w:r>
+              <w:rPr>
+                <w:rFonts w:ascii="Calibri" w:hAnsi="Calibri" w:cs="Calibri"/>
+                <w:szCs w:val="20"/>
+              </w:rPr>
+              <w:t>254</w:t>
+            </w:r>
+          </w:p>
+        </w:tc>
+        <w:tc>
+          <w:tcPr>
+            <w:tcW w:w="0" w:type="auto"/>
+          </w:tcPr>
+          <w:p>
+            <w:pPr>
+              <w:pStyle w:val="ListParagraph"/>
+              <w:rPr>
+                <w:rFonts w:ascii="Calibri" w:hAnsi="Calibri" w:cs="Calibri"/>
+                <w:szCs w:val="20"/>
+              </w:rPr>
+            </w:pPr>
+          </w:p>
+        </w:tc>
+        <w:tc>
+          <w:tcPr>
+            <w:tcW w:w="0" w:type="auto"/>
+            <w:vAlign w:val="center"/>
+            <w:hideMark/>
+          </w:tcPr>
+          <w:p>
+            <w:pPr>
+              <w:pStyle w:val="ListParagraph"/>
+              <w:spacing w:after="160" w:line="278" w:lineRule="auto"/>
+              <w:rPr>
+                <w:rFonts w:ascii="Calibri" w:hAnsi="Calibri" w:cs="Calibri"/>
+                <w:szCs w:val="20"/>
+              </w:rPr>
+            </w:pPr>
+            <w:r>
+              <w:rPr>
+                <w:rFonts w:ascii="Calibri" w:hAnsi="Calibri" w:cs="Calibri"/>
+                <w:szCs w:val="20"/>
+              </w:rPr>
+              <w:t>0.322</w:t>
+            </w:r>
+          </w:p>
+        </w:tc>
+      </w:tr>
+      <w:tr>
+        <w:trPr>
+          <w:trHeight w:val="399"/>
+          <w:tblCellSpacing w:w="15" w:type="dxa"/>
+        </w:trPr>
+        <w:tc>
+          <w:tcPr>
+            <w:tcW w:w="0" w:type="auto"/>
+            <w:vAlign w:val="center"/>
+            <w:hideMark/>
+          </w:tcPr>
+          <w:p>
+            <w:pPr>
+              <w:pStyle w:val="ListParagraph"/>
+              <w:spacing w:after="160" w:line="278" w:lineRule="auto"/>
+              <w:rPr>
+                <w:rFonts w:ascii="Calibri" w:hAnsi="Calibri" w:cs="Calibri"/>
+                <w:szCs w:val="20"/>
+              </w:rPr>
+            </w:pPr>
+            <w:r>
+              <w:rPr>
+                <w:rFonts w:ascii="Calibri" w:hAnsi="Calibri" w:cs="Calibri"/>
+                <w:szCs w:val="20"/>
+              </w:rPr>
+              <w:t>241</w:t>
+            </w:r>
+          </w:p>
+        </w:tc>
+        <w:tc>
+          <w:tcPr>
+            <w:tcW w:w="0" w:type="auto"/>
+            <w:vAlign w:val="center"/>
+            <w:hideMark/>
+          </w:tcPr>
+          <w:p>
+            <w:pPr>
+              <w:pStyle w:val="ListParagraph"/>
+              <w:spacing w:after="160" w:line="278" w:lineRule="auto"/>
+              <w:rPr>
+                <w:rFonts w:ascii="Calibri" w:hAnsi="Calibri" w:cs="Calibri"/>
+                <w:szCs w:val="20"/>
+              </w:rPr>
+            </w:pPr>
+            <w:r>
+              <w:rPr>
+                <w:rFonts w:ascii="Calibri" w:hAnsi="Calibri" w:cs="Calibri"/>
+                <w:szCs w:val="20"/>
+              </w:rPr>
+              <w:t>248</w:t>
+            </w:r>
+          </w:p>
+        </w:tc>
+        <w:tc>
+          <w:tcPr>
+            <w:tcW w:w="0" w:type="auto"/>
+          </w:tcPr>
+          <w:p>
+            <w:pPr>
+              <w:pStyle w:val="ListParagraph"/>
+              <w:rPr>
+                <w:rFonts w:ascii="Calibri" w:hAnsi="Calibri" w:cs="Calibri"/>
+                <w:szCs w:val="20"/>
+              </w:rPr>
+            </w:pPr>
+          </w:p>
+        </w:tc>
+        <w:tc>
+          <w:tcPr>
+            <w:tcW w:w="0" w:type="auto"/>
+            <w:vAlign w:val="center"/>
+            <w:hideMark/>
+          </w:tcPr>
+          <w:p>
+            <w:pPr>
+              <w:pStyle w:val="ListParagraph"/>
+              <w:spacing w:after="160" w:line="278" w:lineRule="auto"/>
+              <w:rPr>
+                <w:rFonts w:ascii="Calibri" w:hAnsi="Calibri" w:cs="Calibri"/>
+                <w:szCs w:val="20"/>
+              </w:rPr>
+            </w:pPr>
+            <w:r>
+              <w:rPr>
+                <w:rFonts w:ascii="Calibri" w:hAnsi="Calibri" w:cs="Calibri"/>
+                <w:szCs w:val="20"/>
+              </w:rPr>
+              <w:t>0.309</w:t>
+            </w:r>
+          </w:p>
+        </w:tc>
+      </w:tr>
+      <w:tr>
+        <w:trPr>
+          <w:trHeight w:val="388"/>
+          <w:tblCellSpacing w:w="15" w:type="dxa"/>
+        </w:trPr>
+        <w:tc>
+          <w:tcPr>
+            <w:tcW w:w="0" w:type="auto"/>
+            <w:vAlign w:val="center"/>
+            <w:hideMark/>
+          </w:tcPr>
+          <w:p>
+            <w:pPr>
+              <w:pStyle w:val="ListParagraph"/>
+              <w:spacing w:after="160" w:line="278" w:lineRule="auto"/>
+              <w:rPr>
+                <w:rFonts w:ascii="Calibri" w:hAnsi="Calibri" w:cs="Calibri"/>
+                <w:szCs w:val="20"/>
+              </w:rPr>
+            </w:pPr>
+            <w:r>
+              <w:rPr>
+                <w:rFonts w:ascii="Calibri" w:hAnsi="Calibri" w:cs="Calibri"/>
+                <w:szCs w:val="20"/>
+              </w:rPr>
+              <w:lastRenderedPageBreak/>
+              <w:t>241</w:t>
+            </w:r>
+          </w:p>
+        </w:tc>
+        <w:tc>
+          <w:tcPr>
+            <w:tcW w:w="0" w:type="auto"/>
+            <w:vAlign w:val="center"/>
+            <w:hideMark/>
+          </w:tcPr>
+          <w:p>
+            <w:pPr>
+              <w:pStyle w:val="ListParagraph"/>
+              <w:spacing w:after="160" w:line="278" w:lineRule="auto"/>
+              <w:rPr>
+                <w:rFonts w:ascii="Calibri" w:hAnsi="Calibri" w:cs="Calibri"/>
+                <w:szCs w:val="20"/>
+              </w:rPr>
+            </w:pPr>
+            <w:r>
+              <w:rPr>
+                <w:rFonts w:ascii="Calibri" w:hAnsi="Calibri" w:cs="Calibri"/>
+                <w:szCs w:val="20"/>
+              </w:rPr>
+              <w:t>249</w:t>
+            </w:r>
+          </w:p>
+        </w:tc>
+        <w:tc>
+          <w:tcPr>
+            <w:tcW w:w="0" w:type="auto"/>
+          </w:tcPr>
+          <w:p>
+            <w:pPr>
+              <w:pStyle w:val="ListParagraph"/>
+              <w:rPr>
+                <w:rFonts w:ascii="Calibri" w:hAnsi="Calibri" w:cs="Calibri"/>
+                <w:szCs w:val="20"/>
+              </w:rPr>
+            </w:pPr>
+          </w:p>
+        </w:tc>
+        <w:tc>
+          <w:tcPr>
+            <w:tcW w:w="0" w:type="auto"/>
+            <w:vAlign w:val="center"/>
+            <w:hideMark/>
+          </w:tcPr>
+          <w:p>
+            <w:pPr>
+              <w:pStyle w:val="ListParagraph"/>
+              <w:spacing w:after="160" w:line="278" w:lineRule="auto"/>
+              <w:rPr>
+                <w:rFonts w:ascii="Calibri" w:hAnsi="Calibri" w:cs="Calibri"/>
+                <w:szCs w:val="20"/>
+              </w:rPr>
+            </w:pPr>
+            <w:r>
+              <w:rPr>
+                <w:rFonts w:ascii="Calibri" w:hAnsi="Calibri" w:cs="Calibri"/>
+                <w:szCs w:val="20"/>
+              </w:rPr>
+              <w:t>0.293</w:t>
+            </w:r>
+          </w:p>
+        </w:tc>
+      </w:tr>
+      <w:tr>
+        <w:trPr>
+          <w:trHeight w:val="399"/>
+          <w:tblCellSpacing w:w="15" w:type="dxa"/>
+        </w:trPr>
+        <w:tc>
+          <w:tcPr>
+            <w:tcW w:w="0" w:type="auto"/>
+            <w:vAlign w:val="center"/>
+            <w:hideMark/>
+          </w:tcPr>
+          <w:p>
+            <w:pPr>
+              <w:pStyle w:val="ListParagraph"/>
+              <w:spacing w:after="160" w:line="278" w:lineRule="auto"/>
+              <w:rPr>
+                <w:rFonts w:ascii="Calibri" w:hAnsi="Calibri" w:cs="Calibri"/>
+                <w:szCs w:val="20"/>
+              </w:rPr>
+            </w:pPr>
+            <w:r>
+              <w:rPr>
+                <w:rFonts w:ascii="Calibri" w:hAnsi="Calibri" w:cs="Calibri"/>
+                <w:szCs w:val="20"/>
+              </w:rPr>
+              <w:t>241</w:t>
+            </w:r>
+          </w:p>
+        </w:tc>
+        <w:tc>
+          <w:tcPr>
+            <w:tcW w:w="0" w:type="auto"/>
+            <w:vAlign w:val="center"/>
+            <w:hideMark/>
+          </w:tcPr>
+          <w:p>
+            <w:pPr>
+              <w:pStyle w:val="ListParagraph"/>
+              <w:spacing w:after="160" w:line="278" w:lineRule="auto"/>
+              <w:rPr>
+                <w:rFonts w:ascii="Calibri" w:hAnsi="Calibri" w:cs="Calibri"/>
+                <w:szCs w:val="20"/>
+              </w:rPr>
+            </w:pPr>
+            <w:r>
+              <w:rPr>
+                <w:rFonts w:ascii="Calibri" w:hAnsi="Calibri" w:cs="Calibri"/>
+                <w:szCs w:val="20"/>
+              </w:rPr>
+              <w:t>66</w:t>
+            </w:r>
+          </w:p>
+        </w:tc>
+        <w:tc>
+          <w:tcPr>
+            <w:tcW w:w="0" w:type="auto"/>
+          </w:tcPr>
+          <w:p>
+            <w:pPr>
+              <w:pStyle w:val="ListParagraph"/>
+              <w:rPr>
+                <w:rFonts w:ascii="Calibri" w:hAnsi="Calibri" w:cs="Calibri"/>
+                <w:szCs w:val="20"/>
+              </w:rPr>
+            </w:pPr>
+          </w:p>
+        </w:tc>
+        <w:tc>
+          <w:tcPr>
+            <w:tcW w:w="0" w:type="auto"/>
+            <w:vAlign w:val="center"/>
+            <w:hideMark/>
+          </w:tcPr>
+          <w:p>
+            <w:pPr>
+              <w:pStyle w:val="ListParagraph"/>
+              <w:spacing w:after="160" w:line="278" w:lineRule="auto"/>
+              <w:rPr>
+                <w:rFonts w:ascii="Calibri" w:hAnsi="Calibri" w:cs="Calibri"/>
+                <w:szCs w:val="20"/>
+              </w:rPr>
+            </w:pPr>
+            <w:r>
+              <w:rPr>
+                <w:rFonts w:ascii="Calibri" w:hAnsi="Calibri" w:cs="Calibri"/>
+                <w:szCs w:val="20"/>
+              </w:rPr>
+              <w:t>0.292</w:t>
+            </w:r>
+          </w:p>
+        </w:tc>
+      </w:tr>
+      <w:tr>
+        <w:trPr>
+          <w:trHeight w:val="399"/>
+          <w:tblCellSpacing w:w="15" w:type="dxa"/>
+        </w:trPr>
+        <w:tc>
+          <w:tcPr>
+            <w:tcW w:w="0" w:type="auto"/>
+            <w:vAlign w:val="center"/>
+            <w:hideMark/>
+          </w:tcPr>
+          <w:p>
+            <w:pPr>
+              <w:pStyle w:val="ListParagraph"/>
+              <w:spacing w:after="160" w:line="278" w:lineRule="auto"/>
+              <w:rPr>
+                <w:rFonts w:ascii="Calibri" w:hAnsi="Calibri" w:cs="Calibri"/>
+                <w:szCs w:val="20"/>
+              </w:rPr>
+            </w:pPr>
+            <w:r>
+              <w:rPr>
+                <w:rFonts w:ascii="Calibri" w:hAnsi="Calibri" w:cs="Calibri"/>
+                <w:szCs w:val="20"/>
+              </w:rPr>
+              <w:t>241</w:t>
+            </w:r>
+          </w:p>
+        </w:tc>
+        <w:tc>
+          <w:tcPr>
+            <w:tcW w:w="0" w:type="auto"/>
+            <w:vAlign w:val="center"/>
+            <w:hideMark/>
+          </w:tcPr>
+          <w:p>
+            <w:pPr>
+              <w:pStyle w:val="ListParagraph"/>
+              <w:spacing w:after="160" w:line="278" w:lineRule="auto"/>
+              <w:rPr>
+                <w:rFonts w:ascii="Calibri" w:hAnsi="Calibri" w:cs="Calibri"/>
+                <w:szCs w:val="20"/>
+              </w:rPr>
+            </w:pPr>
+            <w:r>
+              <w:rPr>
+                <w:rFonts w:ascii="Calibri" w:hAnsi="Calibri" w:cs="Calibri"/>
+                <w:szCs w:val="20"/>
+              </w:rPr>
+              <w:t>71</w:t>
+            </w:r>
+          </w:p>
+        </w:tc>
+        <w:tc>
+          <w:tcPr>
+            <w:tcW w:w="0" w:type="auto"/>
+          </w:tcPr>
+          <w:p>
+            <w:pPr>
+              <w:pStyle w:val="ListParagraph"/>
+              <w:rPr>
+                <w:rFonts w:ascii="Calibri" w:hAnsi="Calibri" w:cs="Calibri"/>
+                <w:szCs w:val="20"/>
+              </w:rPr>
+            </w:pPr>
+          </w:p>
+        </w:tc>
+        <w:tc>
+          <w:tcPr>
+            <w:tcW w:w="0" w:type="auto"/>
+            <w:vAlign w:val="center"/>
+            <w:hideMark/>
+          </w:tcPr>
+          <w:p>
+            <w:pPr>
+              <w:pStyle w:val="ListParagraph"/>
+              <w:spacing w:after="160" w:line="278" w:lineRule="auto"/>
+              <w:rPr>
+                <w:rFonts w:ascii="Calibri" w:hAnsi="Calibri" w:cs="Calibri"/>
+                <w:szCs w:val="20"/>
+              </w:rPr>
+            </w:pPr>
+            <w:r>
+              <w:rPr>
+                <w:rFonts w:ascii="Calibri" w:hAnsi="Calibri" w:cs="Calibri"/>
+                <w:szCs w:val="20"/>
+              </w:rPr>
+              <w:t>0.276</w:t>
+            </w:r>
+          </w:p>
+        </w:tc>
+      </w:tr>
+      <w:tr>
+        <w:trPr>
+          <w:trHeight w:val="399"/>
+          <w:tblCellSpacing w:w="15" w:type="dxa"/>
+        </w:trPr>
+        <w:tc>
+          <w:tcPr>
+            <w:tcW w:w="0" w:type="auto"/>
+            <w:vAlign w:val="center"/>
+          </w:tcPr>
+          <w:p>
+            <w:pPr>
+              <w:ind w:left="0"/>
+              <w:rPr>
+                <w:rFonts w:ascii="Calibri" w:hAnsi="Calibri" w:cs="Calibri"/>
+                <w:szCs w:val="20"/>
+              </w:rPr>
+            </w:pPr>
+          </w:p>
+        </w:tc>
+        <w:tc>
+          <w:tcPr>
+            <w:tcW w:w="0" w:type="auto"/>
+            <w:vAlign w:val="center"/>
+          </w:tcPr>
+          <w:p>
+            <w:pPr>
+              <w:pStyle w:val="ListParagraph"/>
+              <w:rPr>
+                <w:rFonts w:ascii="Calibri" w:hAnsi="Calibri" w:cs="Calibri"/>
+                <w:szCs w:val="20"/>
+              </w:rPr>
+            </w:pPr>
+          </w:p>
+        </w:tc>
+        <w:tc>
+          <w:tcPr>
+            <w:tcW w:w="0" w:type="auto"/>
+          </w:tcPr>
+          <w:p>
+            <w:pPr>
+              <w:pStyle w:val="ListParagraph"/>
+              <w:rPr>
+                <w:rFonts w:ascii="Calibri" w:hAnsi="Calibri" w:cs="Calibri"/>
+                <w:szCs w:val="20"/>
+              </w:rPr>
+            </w:pPr>
+          </w:p>
+        </w:tc>
+        <w:tc>
+          <w:tcPr>
+            <w:tcW w:w="0" w:type="auto"/>
+            <w:vAlign w:val="center"/>
+          </w:tcPr>
+          <w:p>
+            <w:pPr>
+              <w:pStyle w:val="ListParagraph"/>
+              <w:rPr>
+                <w:rFonts w:ascii="Calibri" w:hAnsi="Calibri" w:cs="Calibri"/>
+                <w:szCs w:val="20"/>
+              </w:rPr>
+            </w:pPr>
+          </w:p>
+        </w:tc>
+      </w:tr>
+    </w:tbl>
+    <w:p>
+      <w:pPr>
+        <w:pStyle w:val="ListParagraph"/>
+        <w:ind w:left="0"/>
+        <w:rPr>
+          <w:rFonts w:ascii="Calibri" w:hAnsi="Calibri" w:cs="Calibri"/>
+          <w:szCs w:val="20"/>
+        </w:rPr>
+      </w:pPr>
+    </w:p>
+    <w:p>
+      <w:pPr>
+        <w:pStyle w:val="ListParagraph"/>
+        <w:numPr>
+          <w:ilvl w:val="0"/>
+          <w:numId w:val="30"/>
+        </w:numPr>
+        <w:spacing w:after="160" w:line="278" w:lineRule="auto"/>
+        <w:jc w:val="left"/>
+        <w:rPr>
+          <w:rFonts w:ascii="Calibri" w:hAnsi="Calibri" w:cs="Calibri"/>
+          <w:b/>
+          <w:bCs/>
+          <w:szCs w:val="20"/>
+        </w:rPr>
+      </w:pPr>
+      <w:r>
+        <w:rPr>
+          <w:rFonts w:ascii="Calibri" w:hAnsi="Calibri" w:cs="Calibri"/>
+          <w:b/>
+          <w:bCs/>
+          <w:szCs w:val="20"/>
+        </w:rPr>
+        <w:t>Hyperparameters Analysis</w:t>
+      </w:r>
+    </w:p>
+    <w:p>
+      <w:pPr>
+        <w:pStyle w:val="ListParagraph"/>
+        <w:ind w:left="0"/>
+        <w:rPr>
+          <w:rFonts w:ascii="Calibri" w:hAnsi="Calibri" w:cs="Calibri"/>
+          <w:szCs w:val="20"/>
+        </w:rPr>
+      </w:pPr>
+      <w:r>
+        <w:rPr>
+          <w:rFonts w:ascii="Calibri" w:hAnsi="Calibri" w:cs="Calibri"/>
+          <w:szCs w:val="20"/>
+        </w:rPr>
+        <w:t>We analyzed the impact of different hyperparameters on the quality of the recommendations. The number of k neighbors affects how many similar products are returned. Smaller values would produce more specific recommendations while larger values would produce less similar recommendations as the neighbors became more distant. Using unigrams and bigrams improved the model’s ability to capture words and short phrases, leading to more effective similarity comparisons. Applying the maximum and minimum thresholds to reduce noise improved the model as well.</w:t>
+      </w:r>
+    </w:p>
+    <w:p>
+      <w:pPr>
+        <w:pStyle w:val="ListParagraph"/>
+        <w:numPr>
+          <w:ilvl w:val="0"/>
+          <w:numId w:val="30"/>
+        </w:numPr>
+        <w:spacing w:after="160" w:line="278" w:lineRule="auto"/>
+        <w:jc w:val="left"/>
+        <w:rPr>
+          <w:rFonts w:ascii="Calibri" w:hAnsi="Calibri" w:cs="Calibri"/>
+          <w:b/>
+          <w:bCs/>
+          <w:szCs w:val="20"/>
+        </w:rPr>
+      </w:pPr>
+      <w:r>
+        <w:rPr>
+          <w:rFonts w:ascii="Calibri" w:hAnsi="Calibri" w:cs="Calibri"/>
+          <w:b/>
+          <w:bCs/>
+          <w:szCs w:val="20"/>
+        </w:rPr>
+        <w:t>Model Comparison</w:t>
+      </w:r>
+    </w:p>
+    <w:p>
+      <w:pPr>
+        <w:pStyle w:val="ListParagraph"/>
+        <w:ind w:left="0"/>
+        <w:rPr>
+          <w:rFonts w:ascii="Calibri" w:hAnsi="Calibri" w:cs="Calibri"/>
+          <w:szCs w:val="20"/>
+        </w:rPr>
+      </w:pPr>
+      <w:r>
+        <w:rPr>
+          <w:rFonts w:ascii="Calibri" w:hAnsi="Calibri" w:cs="Calibri"/>
+          <w:szCs w:val="20"/>
+        </w:rPr>
+        <w:t>The KNN text based model performs well when the product descriptions contain important and meaningful information because it can better identify similarities based on keywords and phrases. Because the model uses product data instead of user data, it can be effective if there is no user information. However, because it only takes text into consideration, it may fall short when comparing certain products that have similar wording but are completely different.</w:t>
+      </w:r>
+    </w:p>
+    <w:p>
+      <w:pPr>
+        <w:pStyle w:val="ListParagraph"/>
+        <w:numPr>
+          <w:ilvl w:val="0"/>
+          <w:numId w:val="30"/>
+        </w:numPr>
+        <w:spacing w:after="160" w:line="278" w:lineRule="auto"/>
+        <w:jc w:val="left"/>
+        <w:rPr>
+          <w:rFonts w:ascii="Calibri" w:hAnsi="Calibri" w:cs="Calibri"/>
+          <w:b/>
+          <w:bCs/>
+          <w:szCs w:val="20"/>
+        </w:rPr>
+      </w:pPr>
+      <w:r>
+        <w:rPr>
+          <w:rFonts w:ascii="Calibri" w:hAnsi="Calibri" w:cs="Calibri"/>
+          <w:b/>
+          <w:bCs/>
+          <w:szCs w:val="20"/>
+        </w:rPr>
+        <w:t>Convergence Analysis</w:t>
+      </w:r>
+    </w:p>
+    <w:p>
+      <w:pPr>
+        <w:pStyle w:val="ListParagraph"/>
+        <w:ind w:left="0" w:firstLine="0"/>
+        <w:rPr>
+          <w:rFonts w:ascii="Calibri" w:hAnsi="Calibri" w:cs="Calibri"/>
+          <w:szCs w:val="20"/>
+        </w:rPr>
+      </w:pPr>
+      <w:r>
+        <w:rPr>
+          <w:rFonts w:ascii="Calibri" w:hAnsi="Calibri" w:cs="Calibri"/>
+          <w:szCs w:val="20"/>
+        </w:rPr>
+        <w:t xml:space="preserve">The KNN text based model does not use an iterative training process, so convergence is not applicable. Instead, the model is fitted on the TF-IDF feature matrix, so the outputs are stable. </w:t>
       </w:r>
     </w:p>
     <w:p>
@@ -5693,15 +7280,6 @@
           <w:szCs w:val="20"/>
         </w:rPr>
       </w:pPr>
-      <w:r>
-        <w:rPr>
-          <w:rFonts w:ascii="Calibri" w:hAnsi="Calibri" w:cs="Calibri"/>
-          <w:sz w:val="20"/>
-          <w:szCs w:val="20"/>
-          <w:highlight w:val="green"/>
-        </w:rPr>
-        <w:t>[Brandon]</w:t>
-      </w:r>
     </w:p>
     <w:p>
       <w:pPr>
@@ -5827,6 +7405,7 @@
           <w:sz w:val="20"/>
           <w:szCs w:val="20"/>
         </w:rPr>
+        <w:lastRenderedPageBreak/>
         <w:t xml:space="preserve">The performance of the models is evaluated using </w:t>
       </w:r>
       <w:proofErr w:type="spellStart"/>
@@ -5982,7 +7561,6 @@
           <w:sz w:val="20"/>
           <w:szCs w:val="20"/>
         </w:rPr>
-        <w:lastRenderedPageBreak/>
         <w:t>Similarly, for ALS, increasing the number of factors improves the model’s ability to learn user preferences, but may also increase training time.</w:t>
       </w:r>
     </w:p>
@@ -6131,27 +7709,7 @@
           <w:sz w:val="20"/>
           <w:szCs w:val="20"/>
         </w:rPr>
-        <w:t xml:space="preserve">On the other hand, ALS performs very well when the interaction data becomes dense, meaning users have interacted with many products over time. In this case, ALS </w:t>
-      </w:r>
-      <w:proofErr w:type="gramStart"/>
-      <w:r>
-        <w:rPr>
-          <w:rFonts w:ascii="Calibri" w:hAnsi="Calibri" w:cs="Calibri"/>
-          <w:color w:val="000000" w:themeColor="text1"/>
-          <w:sz w:val="20"/>
-          <w:szCs w:val="20"/>
-        </w:rPr>
-        <w:t>is able to</w:t>
-      </w:r>
-      <w:proofErr w:type="gramEnd"/>
-      <w:r>
-        <w:rPr>
-          <w:rFonts w:ascii="Calibri" w:hAnsi="Calibri" w:cs="Calibri"/>
-          <w:color w:val="000000" w:themeColor="text1"/>
-          <w:sz w:val="20"/>
-          <w:szCs w:val="20"/>
-        </w:rPr>
-        <w:t xml:space="preserve"> learn strong user preferences and provide accurate recommendations.</w:t>
+        <w:t>On the other hand, ALS performs very well when the interaction data becomes dense, meaning users have interacted with many products over time. In this case, ALS is able to learn strong user preferences and provide accurate recommendations.</w:t>
       </w:r>
     </w:p>
     <w:p>
@@ -6450,6 +8008,120 @@
     </w:lvl>
   </w:abstractNum>
   <w:abstractNum w:abstractNumId="1" w15:restartNumberingAfterBreak="0">
+    <w:nsid w:val="0AB210D5"/>
+    <w:multiLevelType w:val="hybridMultilevel"/>
+    <w:tmpl w:val="1D92B3CC"/>
+    <w:lvl w:ilvl="0" w:tplc="0B08966E">
+      <w:start w:val="1"/>
+      <w:numFmt w:val="bullet"/>
+      <w:suff w:val="space"/>
+      <w:lvlText w:val=""/>
+      <w:lvlJc w:val="left"/>
+      <w:pPr>
+        <w:ind w:left="0" w:firstLine="0"/>
+      </w:pPr>
+      <w:rPr>
+        <w:rFonts w:ascii="Symbol" w:hAnsi="Symbol" w:hint="default"/>
+      </w:rPr>
+    </w:lvl>
+    <w:lvl w:ilvl="1" w:tplc="FFFFFFFF" w:tentative="1">
+      <w:start w:val="1"/>
+      <w:numFmt w:val="bullet"/>
+      <w:lvlText w:val="o"/>
+      <w:lvlJc w:val="left"/>
+      <w:pPr>
+        <w:ind w:left="1440" w:hanging="360"/>
+      </w:pPr>
+      <w:rPr>
+        <w:rFonts w:ascii="Courier New" w:hAnsi="Courier New" w:cs="Courier New" w:hint="default"/>
+      </w:rPr>
+    </w:lvl>
+    <w:lvl w:ilvl="2" w:tplc="FFFFFFFF" w:tentative="1">
+      <w:start w:val="1"/>
+      <w:numFmt w:val="bullet"/>
+      <w:lvlText w:val=""/>
+      <w:lvlJc w:val="left"/>
+      <w:pPr>
+        <w:ind w:left="2160" w:hanging="360"/>
+      </w:pPr>
+      <w:rPr>
+        <w:rFonts w:ascii="Wingdings" w:hAnsi="Wingdings" w:hint="default"/>
+      </w:rPr>
+    </w:lvl>
+    <w:lvl w:ilvl="3" w:tplc="FFFFFFFF" w:tentative="1">
+      <w:start w:val="1"/>
+      <w:numFmt w:val="bullet"/>
+      <w:lvlText w:val=""/>
+      <w:lvlJc w:val="left"/>
+      <w:pPr>
+        <w:ind w:left="2880" w:hanging="360"/>
+      </w:pPr>
+      <w:rPr>
+        <w:rFonts w:ascii="Symbol" w:hAnsi="Symbol" w:hint="default"/>
+      </w:rPr>
+    </w:lvl>
+    <w:lvl w:ilvl="4" w:tplc="FFFFFFFF" w:tentative="1">
+      <w:start w:val="1"/>
+      <w:numFmt w:val="bullet"/>
+      <w:lvlText w:val="o"/>
+      <w:lvlJc w:val="left"/>
+      <w:pPr>
+        <w:ind w:left="3600" w:hanging="360"/>
+      </w:pPr>
+      <w:rPr>
+        <w:rFonts w:ascii="Courier New" w:hAnsi="Courier New" w:cs="Courier New" w:hint="default"/>
+      </w:rPr>
+    </w:lvl>
+    <w:lvl w:ilvl="5" w:tplc="FFFFFFFF" w:tentative="1">
+      <w:start w:val="1"/>
+      <w:numFmt w:val="bullet"/>
+      <w:lvlText w:val=""/>
+      <w:lvlJc w:val="left"/>
+      <w:pPr>
+        <w:ind w:left="4320" w:hanging="360"/>
+      </w:pPr>
+      <w:rPr>
+        <w:rFonts w:ascii="Wingdings" w:hAnsi="Wingdings" w:hint="default"/>
+      </w:rPr>
+    </w:lvl>
+    <w:lvl w:ilvl="6" w:tplc="FFFFFFFF" w:tentative="1">
+      <w:start w:val="1"/>
+      <w:numFmt w:val="bullet"/>
+      <w:lvlText w:val=""/>
+      <w:lvlJc w:val="left"/>
+      <w:pPr>
+        <w:ind w:left="5040" w:hanging="360"/>
+      </w:pPr>
+      <w:rPr>
+        <w:rFonts w:ascii="Symbol" w:hAnsi="Symbol" w:hint="default"/>
+      </w:rPr>
+    </w:lvl>
+    <w:lvl w:ilvl="7" w:tplc="FFFFFFFF" w:tentative="1">
+      <w:start w:val="1"/>
+      <w:numFmt w:val="bullet"/>
+      <w:lvlText w:val="o"/>
+      <w:lvlJc w:val="left"/>
+      <w:pPr>
+        <w:ind w:left="5760" w:hanging="360"/>
+      </w:pPr>
+      <w:rPr>
+        <w:rFonts w:ascii="Courier New" w:hAnsi="Courier New" w:cs="Courier New" w:hint="default"/>
+      </w:rPr>
+    </w:lvl>
+    <w:lvl w:ilvl="8" w:tplc="FFFFFFFF" w:tentative="1">
+      <w:start w:val="1"/>
+      <w:numFmt w:val="bullet"/>
+      <w:lvlText w:val=""/>
+      <w:lvlJc w:val="left"/>
+      <w:pPr>
+        <w:ind w:left="6480" w:hanging="360"/>
+      </w:pPr>
+      <w:rPr>
+        <w:rFonts w:ascii="Wingdings" w:hAnsi="Wingdings" w:hint="default"/>
+      </w:rPr>
+    </w:lvl>
+  </w:abstractNum>
+  <w:abstractNum w:abstractNumId="2" w15:restartNumberingAfterBreak="0">
     <w:nsid w:val="0D54769A"/>
     <w:multiLevelType w:val="hybridMultilevel"/>
     <w:tmpl w:val="8D904AB6"/>
@@ -6538,7 +8210,7 @@
       </w:pPr>
     </w:lvl>
   </w:abstractNum>
-  <w:abstractNum w:abstractNumId="2" w15:restartNumberingAfterBreak="0">
+  <w:abstractNum w:abstractNumId="3" w15:restartNumberingAfterBreak="0">
     <w:nsid w:val="16876888"/>
     <w:multiLevelType w:val="hybridMultilevel"/>
     <w:tmpl w:val="DEC6E36E"/>
@@ -6651,7 +8323,121 @@
       </w:rPr>
     </w:lvl>
   </w:abstractNum>
-  <w:abstractNum w:abstractNumId="3" w15:restartNumberingAfterBreak="0">
+  <w:abstractNum w:abstractNumId="4" w15:restartNumberingAfterBreak="0">
+    <w:nsid w:val="196025FD"/>
+    <w:multiLevelType w:val="hybridMultilevel"/>
+    <w:tmpl w:val="224405A0"/>
+    <w:lvl w:ilvl="0" w:tplc="3C6A1C44">
+      <w:start w:val="1"/>
+      <w:numFmt w:val="bullet"/>
+      <w:suff w:val="space"/>
+      <w:lvlText w:val=""/>
+      <w:lvlJc w:val="left"/>
+      <w:pPr>
+        <w:ind w:left="0" w:firstLine="0"/>
+      </w:pPr>
+      <w:rPr>
+        <w:rFonts w:ascii="Symbol" w:hAnsi="Symbol" w:hint="default"/>
+      </w:rPr>
+    </w:lvl>
+    <w:lvl w:ilvl="1" w:tplc="FFFFFFFF" w:tentative="1">
+      <w:start w:val="1"/>
+      <w:numFmt w:val="bullet"/>
+      <w:lvlText w:val="o"/>
+      <w:lvlJc w:val="left"/>
+      <w:pPr>
+        <w:ind w:left="1440" w:hanging="360"/>
+      </w:pPr>
+      <w:rPr>
+        <w:rFonts w:ascii="Courier New" w:hAnsi="Courier New" w:cs="Courier New" w:hint="default"/>
+      </w:rPr>
+    </w:lvl>
+    <w:lvl w:ilvl="2" w:tplc="FFFFFFFF" w:tentative="1">
+      <w:start w:val="1"/>
+      <w:numFmt w:val="bullet"/>
+      <w:lvlText w:val=""/>
+      <w:lvlJc w:val="left"/>
+      <w:pPr>
+        <w:ind w:left="2160" w:hanging="360"/>
+      </w:pPr>
+      <w:rPr>
+        <w:rFonts w:ascii="Wingdings" w:hAnsi="Wingdings" w:hint="default"/>
+      </w:rPr>
+    </w:lvl>
+    <w:lvl w:ilvl="3" w:tplc="FFFFFFFF" w:tentative="1">
+      <w:start w:val="1"/>
+      <w:numFmt w:val="bullet"/>
+      <w:lvlText w:val=""/>
+      <w:lvlJc w:val="left"/>
+      <w:pPr>
+        <w:ind w:left="2880" w:hanging="360"/>
+      </w:pPr>
+      <w:rPr>
+        <w:rFonts w:ascii="Symbol" w:hAnsi="Symbol" w:hint="default"/>
+      </w:rPr>
+    </w:lvl>
+    <w:lvl w:ilvl="4" w:tplc="FFFFFFFF" w:tentative="1">
+      <w:start w:val="1"/>
+      <w:numFmt w:val="bullet"/>
+      <w:lvlText w:val="o"/>
+      <w:lvlJc w:val="left"/>
+      <w:pPr>
+        <w:ind w:left="3600" w:hanging="360"/>
+      </w:pPr>
+      <w:rPr>
+        <w:rFonts w:ascii="Courier New" w:hAnsi="Courier New" w:cs="Courier New" w:hint="default"/>
+      </w:rPr>
+    </w:lvl>
+    <w:lvl w:ilvl="5" w:tplc="FFFFFFFF" w:tentative="1">
+      <w:start w:val="1"/>
+      <w:numFmt w:val="bullet"/>
+      <w:lvlText w:val=""/>
+      <w:lvlJc w:val="left"/>
+      <w:pPr>
+        <w:ind w:left="4320" w:hanging="360"/>
+      </w:pPr>
+      <w:rPr>
+        <w:rFonts w:ascii="Wingdings" w:hAnsi="Wingdings" w:hint="default"/>
+      </w:rPr>
+    </w:lvl>
+    <w:lvl w:ilvl="6" w:tplc="FFFFFFFF" w:tentative="1">
+      <w:start w:val="1"/>
+      <w:numFmt w:val="bullet"/>
+      <w:lvlText w:val=""/>
+      <w:lvlJc w:val="left"/>
+      <w:pPr>
+        <w:ind w:left="5040" w:hanging="360"/>
+      </w:pPr>
+      <w:rPr>
+        <w:rFonts w:ascii="Symbol" w:hAnsi="Symbol" w:hint="default"/>
+      </w:rPr>
+    </w:lvl>
+    <w:lvl w:ilvl="7" w:tplc="FFFFFFFF" w:tentative="1">
+      <w:start w:val="1"/>
+      <w:numFmt w:val="bullet"/>
+      <w:lvlText w:val="o"/>
+      <w:lvlJc w:val="left"/>
+      <w:pPr>
+        <w:ind w:left="5760" w:hanging="360"/>
+      </w:pPr>
+      <w:rPr>
+        <w:rFonts w:ascii="Courier New" w:hAnsi="Courier New" w:cs="Courier New" w:hint="default"/>
+      </w:rPr>
+    </w:lvl>
+    <w:lvl w:ilvl="8" w:tplc="FFFFFFFF" w:tentative="1">
+      <w:start w:val="1"/>
+      <w:numFmt w:val="bullet"/>
+      <w:lvlText w:val=""/>
+      <w:lvlJc w:val="left"/>
+      <w:pPr>
+        <w:ind w:left="6480" w:hanging="360"/>
+      </w:pPr>
+      <w:rPr>
+        <w:rFonts w:ascii="Wingdings" w:hAnsi="Wingdings" w:hint="default"/>
+      </w:rPr>
+    </w:lvl>
+  </w:abstractNum>
+  <w:abstractNum w:abstractNumId="5" w15:restartNumberingAfterBreak="0">
     <w:nsid w:val="1B3903A2"/>
     <w:multiLevelType w:val="multilevel"/>
     <w:tmpl w:val="12B05C1A"/>
@@ -6764,7 +8550,7 @@
       </w:rPr>
     </w:lvl>
   </w:abstractNum>
-  <w:abstractNum w:abstractNumId="4" w15:restartNumberingAfterBreak="0">
+  <w:abstractNum w:abstractNumId="6" w15:restartNumberingAfterBreak="0">
     <w:nsid w:val="25183A2E"/>
     <w:multiLevelType w:val="hybridMultilevel"/>
     <w:tmpl w:val="A432C1D8"/>
@@ -6877,7 +8663,7 @@
       </w:rPr>
     </w:lvl>
   </w:abstractNum>
-  <w:abstractNum w:abstractNumId="5" w15:restartNumberingAfterBreak="0">
+  <w:abstractNum w:abstractNumId="7" w15:restartNumberingAfterBreak="0">
     <w:nsid w:val="2D985C3C"/>
     <w:multiLevelType w:val="hybridMultilevel"/>
     <w:tmpl w:val="ACF22FCE"/>
@@ -6966,7 +8752,7 @@
       </w:pPr>
     </w:lvl>
   </w:abstractNum>
-  <w:abstractNum w:abstractNumId="6" w15:restartNumberingAfterBreak="0">
+  <w:abstractNum w:abstractNumId="8" w15:restartNumberingAfterBreak="0">
     <w:nsid w:val="39244DD0"/>
     <w:multiLevelType w:val="hybridMultilevel"/>
     <w:tmpl w:val="D586ED88"/>
@@ -7055,7 +8841,7 @@
       </w:pPr>
     </w:lvl>
   </w:abstractNum>
-  <w:abstractNum w:abstractNumId="7" w15:restartNumberingAfterBreak="0">
+  <w:abstractNum w:abstractNumId="9" w15:restartNumberingAfterBreak="0">
     <w:nsid w:val="39D44A3A"/>
     <w:multiLevelType w:val="multilevel"/>
     <w:tmpl w:val="A336E57A"/>
@@ -7173,7 +8959,7 @@
       </w:rPr>
     </w:lvl>
   </w:abstractNum>
-  <w:abstractNum w:abstractNumId="8" w15:restartNumberingAfterBreak="0">
+  <w:abstractNum w:abstractNumId="10" w15:restartNumberingAfterBreak="0">
     <w:nsid w:val="3A214651"/>
     <w:multiLevelType w:val="hybridMultilevel"/>
     <w:tmpl w:val="33025F08"/>
@@ -7262,7 +9048,7 @@
       </w:pPr>
     </w:lvl>
   </w:abstractNum>
-  <w:abstractNum w:abstractNumId="9" w15:restartNumberingAfterBreak="0">
+  <w:abstractNum w:abstractNumId="11" w15:restartNumberingAfterBreak="0">
     <w:nsid w:val="3BFC7883"/>
     <w:multiLevelType w:val="hybridMultilevel"/>
     <w:tmpl w:val="14160384"/>
@@ -7375,7 +9161,7 @@
       </w:rPr>
     </w:lvl>
   </w:abstractNum>
-  <w:abstractNum w:abstractNumId="10" w15:restartNumberingAfterBreak="0">
+  <w:abstractNum w:abstractNumId="12" w15:restartNumberingAfterBreak="0">
     <w:nsid w:val="3CA3684E"/>
     <w:multiLevelType w:val="multilevel"/>
     <w:tmpl w:val="A8A8A19A"/>
@@ -7524,7 +9310,7 @@
       </w:rPr>
     </w:lvl>
   </w:abstractNum>
-  <w:abstractNum w:abstractNumId="11" w15:restartNumberingAfterBreak="0">
+  <w:abstractNum w:abstractNumId="13" w15:restartNumberingAfterBreak="0">
     <w:nsid w:val="44997518"/>
     <w:multiLevelType w:val="hybridMultilevel"/>
     <w:tmpl w:val="E9982426"/>
@@ -7613,7 +9399,7 @@
       </w:pPr>
     </w:lvl>
   </w:abstractNum>
-  <w:abstractNum w:abstractNumId="12" w15:restartNumberingAfterBreak="0">
+  <w:abstractNum w:abstractNumId="14" w15:restartNumberingAfterBreak="0">
     <w:nsid w:val="48274D42"/>
     <w:multiLevelType w:val="multilevel"/>
     <w:tmpl w:val="5CD6E6E8"/>
@@ -7726,7 +9512,7 @@
       </w:rPr>
     </w:lvl>
   </w:abstractNum>
-  <w:abstractNum w:abstractNumId="13" w15:restartNumberingAfterBreak="0">
+  <w:abstractNum w:abstractNumId="15" w15:restartNumberingAfterBreak="0">
     <w:nsid w:val="4DDA5F57"/>
     <w:multiLevelType w:val="multilevel"/>
     <w:tmpl w:val="CEC61578"/>
@@ -7875,7 +9661,7 @@
       </w:rPr>
     </w:lvl>
   </w:abstractNum>
-  <w:abstractNum w:abstractNumId="14" w15:restartNumberingAfterBreak="0">
+  <w:abstractNum w:abstractNumId="16" w15:restartNumberingAfterBreak="0">
     <w:nsid w:val="5B784F7C"/>
     <w:multiLevelType w:val="hybridMultilevel"/>
     <w:tmpl w:val="ACF22FCE"/>
@@ -7964,7 +9750,7 @@
       </w:pPr>
     </w:lvl>
   </w:abstractNum>
-  <w:abstractNum w:abstractNumId="15" w15:restartNumberingAfterBreak="0">
+  <w:abstractNum w:abstractNumId="17" w15:restartNumberingAfterBreak="0">
     <w:nsid w:val="5FAC0698"/>
     <w:multiLevelType w:val="hybridMultilevel"/>
     <w:tmpl w:val="5DE465BA"/>
@@ -8053,7 +9839,7 @@
       </w:pPr>
     </w:lvl>
   </w:abstractNum>
-  <w:abstractNum w:abstractNumId="16" w15:restartNumberingAfterBreak="0">
+  <w:abstractNum w:abstractNumId="18" w15:restartNumberingAfterBreak="0">
     <w:nsid w:val="5FFE570A"/>
     <w:multiLevelType w:val="hybridMultilevel"/>
     <w:tmpl w:val="D1CAC91C"/>
@@ -8142,7 +9928,7 @@
       </w:pPr>
     </w:lvl>
   </w:abstractNum>
-  <w:abstractNum w:abstractNumId="17" w15:restartNumberingAfterBreak="0">
+  <w:abstractNum w:abstractNumId="19" w15:restartNumberingAfterBreak="0">
     <w:nsid w:val="605E4B75"/>
     <w:multiLevelType w:val="hybridMultilevel"/>
     <w:tmpl w:val="17F0C49C"/>
@@ -8231,7 +10017,7 @@
       </w:pPr>
     </w:lvl>
   </w:abstractNum>
-  <w:abstractNum w:abstractNumId="18" w15:restartNumberingAfterBreak="0">
+  <w:abstractNum w:abstractNumId="20" w15:restartNumberingAfterBreak="0">
     <w:nsid w:val="65372FD2"/>
     <w:multiLevelType w:val="multilevel"/>
     <w:tmpl w:val="5CD6E6E8"/>
@@ -8344,7 +10130,7 @@
       </w:rPr>
     </w:lvl>
   </w:abstractNum>
-  <w:abstractNum w:abstractNumId="19" w15:restartNumberingAfterBreak="0">
+  <w:abstractNum w:abstractNumId="21" w15:restartNumberingAfterBreak="0">
     <w:nsid w:val="69290537"/>
     <w:multiLevelType w:val="hybridMultilevel"/>
     <w:tmpl w:val="342014D8"/>
@@ -8457,7 +10243,7 @@
       </w:rPr>
     </w:lvl>
   </w:abstractNum>
-  <w:abstractNum w:abstractNumId="20" w15:restartNumberingAfterBreak="0">
+  <w:abstractNum w:abstractNumId="22" w15:restartNumberingAfterBreak="0">
     <w:nsid w:val="70665192"/>
     <w:multiLevelType w:val="hybridMultilevel"/>
     <w:tmpl w:val="8F1EFBF0"/>
@@ -8570,7 +10356,7 @@
       </w:rPr>
     </w:lvl>
   </w:abstractNum>
-  <w:abstractNum w:abstractNumId="21" w15:restartNumberingAfterBreak="0">
+  <w:abstractNum w:abstractNumId="23" w15:restartNumberingAfterBreak="0">
     <w:nsid w:val="71BB7500"/>
     <w:multiLevelType w:val="hybridMultilevel"/>
     <w:tmpl w:val="29448BDE"/>
@@ -8659,7 +10445,7 @@
       </w:pPr>
     </w:lvl>
   </w:abstractNum>
-  <w:abstractNum w:abstractNumId="22" w15:restartNumberingAfterBreak="0">
+  <w:abstractNum w:abstractNumId="24" w15:restartNumberingAfterBreak="0">
     <w:nsid w:val="73426FDE"/>
     <w:multiLevelType w:val="hybridMultilevel"/>
     <w:tmpl w:val="CF2C4220"/>
@@ -8772,7 +10558,121 @@
       </w:rPr>
     </w:lvl>
   </w:abstractNum>
-  <w:abstractNum w:abstractNumId="23" w15:restartNumberingAfterBreak="0">
+  <w:abstractNum w:abstractNumId="25" w15:restartNumberingAfterBreak="0">
+    <w:nsid w:val="7D3E7D8D"/>
+    <w:multiLevelType w:val="hybridMultilevel"/>
+    <w:tmpl w:val="ED0C776A"/>
+    <w:lvl w:ilvl="0" w:tplc="AC361E78">
+      <w:start w:val="1"/>
+      <w:numFmt w:val="bullet"/>
+      <w:suff w:val="space"/>
+      <w:lvlText w:val=""/>
+      <w:lvlJc w:val="left"/>
+      <w:pPr>
+        <w:ind w:left="0" w:firstLine="0"/>
+      </w:pPr>
+      <w:rPr>
+        <w:rFonts w:ascii="Symbol" w:hAnsi="Symbol" w:hint="default"/>
+      </w:rPr>
+    </w:lvl>
+    <w:lvl w:ilvl="1" w:tplc="FFFFFFFF" w:tentative="1">
+      <w:start w:val="1"/>
+      <w:numFmt w:val="bullet"/>
+      <w:lvlText w:val="o"/>
+      <w:lvlJc w:val="left"/>
+      <w:pPr>
+        <w:ind w:left="1440" w:hanging="360"/>
+      </w:pPr>
+      <w:rPr>
+        <w:rFonts w:ascii="Courier New" w:hAnsi="Courier New" w:cs="Courier New" w:hint="default"/>
+      </w:rPr>
+    </w:lvl>
+    <w:lvl w:ilvl="2" w:tplc="FFFFFFFF" w:tentative="1">
+      <w:start w:val="1"/>
+      <w:numFmt w:val="bullet"/>
+      <w:lvlText w:val=""/>
+      <w:lvlJc w:val="left"/>
+      <w:pPr>
+        <w:ind w:left="2160" w:hanging="360"/>
+      </w:pPr>
+      <w:rPr>
+        <w:rFonts w:ascii="Wingdings" w:hAnsi="Wingdings" w:hint="default"/>
+      </w:rPr>
+    </w:lvl>
+    <w:lvl w:ilvl="3" w:tplc="FFFFFFFF" w:tentative="1">
+      <w:start w:val="1"/>
+      <w:numFmt w:val="bullet"/>
+      <w:lvlText w:val=""/>
+      <w:lvlJc w:val="left"/>
+      <w:pPr>
+        <w:ind w:left="2880" w:hanging="360"/>
+      </w:pPr>
+      <w:rPr>
+        <w:rFonts w:ascii="Symbol" w:hAnsi="Symbol" w:hint="default"/>
+      </w:rPr>
+    </w:lvl>
+    <w:lvl w:ilvl="4" w:tplc="FFFFFFFF" w:tentative="1">
+      <w:start w:val="1"/>
+      <w:numFmt w:val="bullet"/>
+      <w:lvlText w:val="o"/>
+      <w:lvlJc w:val="left"/>
+      <w:pPr>
+        <w:ind w:left="3600" w:hanging="360"/>
+      </w:pPr>
+      <w:rPr>
+        <w:rFonts w:ascii="Courier New" w:hAnsi="Courier New" w:cs="Courier New" w:hint="default"/>
+      </w:rPr>
+    </w:lvl>
+    <w:lvl w:ilvl="5" w:tplc="FFFFFFFF" w:tentative="1">
+      <w:start w:val="1"/>
+      <w:numFmt w:val="bullet"/>
+      <w:lvlText w:val=""/>
+      <w:lvlJc w:val="left"/>
+      <w:pPr>
+        <w:ind w:left="4320" w:hanging="360"/>
+      </w:pPr>
+      <w:rPr>
+        <w:rFonts w:ascii="Wingdings" w:hAnsi="Wingdings" w:hint="default"/>
+      </w:rPr>
+    </w:lvl>
+    <w:lvl w:ilvl="6" w:tplc="FFFFFFFF" w:tentative="1">
+      <w:start w:val="1"/>
+      <w:numFmt w:val="bullet"/>
+      <w:lvlText w:val=""/>
+      <w:lvlJc w:val="left"/>
+      <w:pPr>
+        <w:ind w:left="5040" w:hanging="360"/>
+      </w:pPr>
+      <w:rPr>
+        <w:rFonts w:ascii="Symbol" w:hAnsi="Symbol" w:hint="default"/>
+      </w:rPr>
+    </w:lvl>
+    <w:lvl w:ilvl="7" w:tplc="FFFFFFFF" w:tentative="1">
+      <w:start w:val="1"/>
+      <w:numFmt w:val="bullet"/>
+      <w:lvlText w:val="o"/>
+      <w:lvlJc w:val="left"/>
+      <w:pPr>
+        <w:ind w:left="5760" w:hanging="360"/>
+      </w:pPr>
+      <w:rPr>
+        <w:rFonts w:ascii="Courier New" w:hAnsi="Courier New" w:cs="Courier New" w:hint="default"/>
+      </w:rPr>
+    </w:lvl>
+    <w:lvl w:ilvl="8" w:tplc="FFFFFFFF" w:tentative="1">
+      <w:start w:val="1"/>
+      <w:numFmt w:val="bullet"/>
+      <w:lvlText w:val=""/>
+      <w:lvlJc w:val="left"/>
+      <w:pPr>
+        <w:ind w:left="6480" w:hanging="360"/>
+      </w:pPr>
+      <w:rPr>
+        <w:rFonts w:ascii="Wingdings" w:hAnsi="Wingdings" w:hint="default"/>
+      </w:rPr>
+    </w:lvl>
+  </w:abstractNum>
+  <w:abstractNum w:abstractNumId="26" w15:restartNumberingAfterBreak="0">
     <w:nsid w:val="7FD435D5"/>
     <w:multiLevelType w:val="hybridMultilevel"/>
     <w:tmpl w:val="708AFBA2"/>
@@ -8862,97 +10762,106 @@
     </w:lvl>
   </w:abstractNum>
   <w:num w:numId="1" w16cid:durableId="334234087">
+    <w:abstractNumId w:val="10"/>
+  </w:num>
+  <w:num w:numId="2" w16cid:durableId="484514677">
+    <w:abstractNumId w:val="2"/>
+  </w:num>
+  <w:num w:numId="3" w16cid:durableId="174464274">
+    <w:abstractNumId w:val="14"/>
+  </w:num>
+  <w:num w:numId="4" w16cid:durableId="562956191">
+    <w:abstractNumId w:val="3"/>
+  </w:num>
+  <w:num w:numId="5" w16cid:durableId="1746797003">
+    <w:abstractNumId w:val="20"/>
+  </w:num>
+  <w:num w:numId="6" w16cid:durableId="1000426550">
+    <w:abstractNumId w:val="21"/>
+  </w:num>
+  <w:num w:numId="7" w16cid:durableId="2008821745">
+    <w:abstractNumId w:val="13"/>
+  </w:num>
+  <w:num w:numId="8" w16cid:durableId="940064693">
+    <w:abstractNumId w:val="11"/>
+  </w:num>
+  <w:num w:numId="9" w16cid:durableId="1569728596">
+    <w:abstractNumId w:val="5"/>
+  </w:num>
+  <w:num w:numId="10" w16cid:durableId="318578106">
+    <w:abstractNumId w:val="23"/>
+  </w:num>
+  <w:num w:numId="11" w16cid:durableId="632977924">
+    <w:abstractNumId w:val="9"/>
+  </w:num>
+  <w:num w:numId="12" w16cid:durableId="813329133">
+    <w:abstractNumId w:val="17"/>
+  </w:num>
+  <w:num w:numId="13" w16cid:durableId="432821535">
+    <w:abstractNumId w:val="18"/>
+  </w:num>
+  <w:num w:numId="14" w16cid:durableId="570504359">
     <w:abstractNumId w:val="8"/>
   </w:num>
-  <w:num w:numId="2" w16cid:durableId="484514677">
-    <w:abstractNumId w:val="1"/>
-  </w:num>
-  <w:num w:numId="3" w16cid:durableId="174464274">
-    <w:abstractNumId w:val="12"/>
-  </w:num>
-  <w:num w:numId="4" w16cid:durableId="562956191">
-    <w:abstractNumId w:val="2"/>
-  </w:num>
-  <w:num w:numId="5" w16cid:durableId="1746797003">
-    <w:abstractNumId w:val="18"/>
-  </w:num>
-  <w:num w:numId="6" w16cid:durableId="1000426550">
+  <w:num w:numId="15" w16cid:durableId="1488132865">
     <w:abstractNumId w:val="19"/>
   </w:num>
-  <w:num w:numId="7" w16cid:durableId="2008821745">
-    <w:abstractNumId w:val="11"/>
-  </w:num>
-  <w:num w:numId="8" w16cid:durableId="940064693">
-    <w:abstractNumId w:val="9"/>
-  </w:num>
-  <w:num w:numId="9" w16cid:durableId="1569728596">
-    <w:abstractNumId w:val="3"/>
-  </w:num>
-  <w:num w:numId="10" w16cid:durableId="318578106">
-    <w:abstractNumId w:val="21"/>
-  </w:num>
-  <w:num w:numId="11" w16cid:durableId="632977924">
-    <w:abstractNumId w:val="7"/>
-  </w:num>
-  <w:num w:numId="12" w16cid:durableId="813329133">
-    <w:abstractNumId w:val="15"/>
-  </w:num>
-  <w:num w:numId="13" w16cid:durableId="432821535">
-    <w:abstractNumId w:val="16"/>
-  </w:num>
-  <w:num w:numId="14" w16cid:durableId="570504359">
-    <w:abstractNumId w:val="6"/>
-  </w:num>
-  <w:num w:numId="15" w16cid:durableId="1488132865">
-    <w:abstractNumId w:val="17"/>
-  </w:num>
   <w:num w:numId="16" w16cid:durableId="993946403">
-    <w:abstractNumId w:val="23"/>
+    <w:abstractNumId w:val="26"/>
   </w:num>
   <w:num w:numId="17" w16cid:durableId="1139305352">
-    <w:abstractNumId w:val="5"/>
+    <w:abstractNumId w:val="7"/>
   </w:num>
   <w:num w:numId="18" w16cid:durableId="271981909">
     <w:abstractNumId w:val="0"/>
   </w:num>
   <w:num w:numId="19" w16cid:durableId="248924144">
-    <w:abstractNumId w:val="14"/>
+    <w:abstractNumId w:val="16"/>
   </w:num>
   <w:num w:numId="20" w16cid:durableId="918246419">
-    <w:abstractNumId w:val="4"/>
+    <w:abstractNumId w:val="6"/>
   </w:num>
   <w:num w:numId="21" w16cid:durableId="1993676231">
-    <w:abstractNumId w:val="13"/>
+    <w:abstractNumId w:val="15"/>
     <w:lvlOverride w:ilvl="0">
       <w:startOverride w:val="1"/>
     </w:lvlOverride>
   </w:num>
   <w:num w:numId="22" w16cid:durableId="2073504759">
-    <w:abstractNumId w:val="13"/>
+    <w:abstractNumId w:val="15"/>
     <w:lvlOverride w:ilvl="0">
       <w:startOverride w:val="2"/>
     </w:lvlOverride>
   </w:num>
   <w:num w:numId="23" w16cid:durableId="893780210">
-    <w:abstractNumId w:val="13"/>
+    <w:abstractNumId w:val="15"/>
     <w:lvlOverride w:ilvl="0">
       <w:startOverride w:val="3"/>
     </w:lvlOverride>
   </w:num>
   <w:num w:numId="24" w16cid:durableId="1714771844">
-    <w:abstractNumId w:val="13"/>
+    <w:abstractNumId w:val="15"/>
     <w:lvlOverride w:ilvl="0">
       <w:startOverride w:val="4"/>
     </w:lvlOverride>
   </w:num>
   <w:num w:numId="25" w16cid:durableId="304361607">
-    <w:abstractNumId w:val="10"/>
+    <w:abstractNumId w:val="12"/>
   </w:num>
   <w:num w:numId="26" w16cid:durableId="1755201822">
-    <w:abstractNumId w:val="20"/>
+    <w:abstractNumId w:val="22"/>
   </w:num>
   <w:num w:numId="27" w16cid:durableId="113135560">
-    <w:abstractNumId w:val="22"/>
+    <w:abstractNumId w:val="24"/>
+  </w:num>
+  <w:num w:numId="28" w16cid:durableId="316807521">
+    <w:abstractNumId w:val="4"/>
+  </w:num>
+  <w:num w:numId="29" w16cid:durableId="1395196648">
+    <w:abstractNumId w:val="25"/>
+  </w:num>
+  <w:num w:numId="30" w16cid:durableId="1919557781">
+    <w:abstractNumId w:val="1"/>
   </w:num>
 </w:numbering>
 </file>
